--- a/Use_case_7_9_PAN.docx
+++ b/Use_case_7_9_PAN.docx
@@ -2241,6 +2241,93 @@
       <w:pPr>
         <w:jc w:val="both"/>
         <w:rPr>
+          <w:b/>
+          <w:bCs/>
+          <w:sz w:val="36"/>
+          <w:szCs w:val="36"/>
+          <w:u w:val="double"/>
+        </w:rPr>
+      </w:pPr>
+      <w:r>
+        <w:rPr>
+          <w:rFonts w:ascii="Georgia" w:hAnsi="Georgia" w:cs="Calibri"/>
+          <w:b/>
+          <w:bCs/>
+          <w:color w:val="000000" w:themeColor="text1"/>
+          <w:sz w:val="28"/>
+          <w:szCs w:val="28"/>
+          <w:lang w:val="el-GR"/>
+        </w:rPr>
+        <w:t xml:space="preserve">Εναλλακτική Ροή </w:t>
+      </w:r>
+      <w:r>
+        <w:rPr>
+          <w:rFonts w:ascii="Georgia" w:hAnsi="Georgia" w:cs="Calibri"/>
+          <w:b/>
+          <w:bCs/>
+          <w:color w:val="000000" w:themeColor="text1"/>
+          <w:sz w:val="28"/>
+          <w:szCs w:val="28"/>
+        </w:rPr>
+        <w:t>2.1</w:t>
+      </w:r>
+    </w:p>
+    <w:p>
+      <w:pPr>
+        <w:pStyle w:val="ListParagraph"/>
+        <w:numPr>
+          <w:ilvl w:val="0"/>
+          <w:numId w:val="6"/>
+        </w:numPr>
+        <w:jc w:val="both"/>
+        <w:rPr>
+          <w:sz w:val="28"/>
+          <w:szCs w:val="28"/>
+          <w:u w:val="double"/>
+          <w:lang w:val="el-GR"/>
+        </w:rPr>
+      </w:pPr>
+      <w:r>
+        <w:rPr>
+          <w:rFonts w:ascii="Georgia" w:hAnsi="Georgia" w:cs="Calibri"/>
+          <w:color w:val="000000" w:themeColor="text1"/>
+          <w:sz w:val="28"/>
+          <w:szCs w:val="28"/>
+          <w:lang w:val="el-GR"/>
+        </w:rPr>
+        <w:t>Ο χρήστης ανεβάζει λάθος φωτογραφία.</w:t>
+      </w:r>
+    </w:p>
+    <w:p>
+      <w:pPr>
+        <w:pStyle w:val="ListParagraph"/>
+        <w:numPr>
+          <w:ilvl w:val="0"/>
+          <w:numId w:val="6"/>
+        </w:numPr>
+        <w:jc w:val="both"/>
+        <w:rPr>
+          <w:sz w:val="28"/>
+          <w:szCs w:val="28"/>
+          <w:u w:val="double"/>
+          <w:lang w:val="el-GR"/>
+        </w:rPr>
+      </w:pPr>
+      <w:r>
+        <w:rPr>
+          <w:rFonts w:ascii="Georgia" w:hAnsi="Georgia" w:cs="Calibri"/>
+          <w:color w:val="000000" w:themeColor="text1"/>
+          <w:sz w:val="28"/>
+          <w:szCs w:val="28"/>
+          <w:lang w:val="el-GR"/>
+        </w:rPr>
+        <w:t>Η περίπτωση χρήσης επιστρέφει στο βήμα «2.β.1» της εναλλακτικής ροής 2.</w:t>
+      </w:r>
+    </w:p>
+    <w:p>
+      <w:pPr>
+        <w:jc w:val="both"/>
+        <w:rPr>
           <w:rFonts w:ascii="Georgia" w:hAnsi="Georgia" w:cs="Calibri"/>
           <w:b/>
           <w:bCs/>
@@ -2481,6 +2568,231 @@
           <w:color w:val="000000" w:themeColor="text1"/>
           <w:sz w:val="28"/>
           <w:szCs w:val="28"/>
+        </w:rPr>
+      </w:pPr>
+      <w:r>
+        <w:rPr>
+          <w:rFonts w:ascii="Georgia" w:hAnsi="Georgia" w:cs="Calibri"/>
+          <w:b/>
+          <w:bCs/>
+          <w:color w:val="000000" w:themeColor="text1"/>
+          <w:sz w:val="28"/>
+          <w:szCs w:val="28"/>
+          <w:lang w:val="el-GR"/>
+        </w:rPr>
+        <w:t xml:space="preserve">Εναλλακτική Ροή </w:t>
+      </w:r>
+      <w:r>
+        <w:rPr>
+          <w:rFonts w:ascii="Georgia" w:hAnsi="Georgia" w:cs="Calibri"/>
+          <w:b/>
+          <w:bCs/>
+          <w:color w:val="000000" w:themeColor="text1"/>
+          <w:sz w:val="28"/>
+          <w:szCs w:val="28"/>
+        </w:rPr>
+        <w:t>3.1</w:t>
+      </w:r>
+    </w:p>
+    <w:p>
+      <w:pPr>
+        <w:pStyle w:val="ListParagraph"/>
+        <w:numPr>
+          <w:ilvl w:val="0"/>
+          <w:numId w:val="7"/>
+        </w:numPr>
+        <w:jc w:val="both"/>
+        <w:rPr>
+          <w:rFonts w:ascii="Georgia" w:hAnsi="Georgia" w:cs="Calibri"/>
+          <w:color w:val="000000" w:themeColor="text1"/>
+          <w:sz w:val="28"/>
+          <w:szCs w:val="28"/>
+          <w:lang w:val="el-GR"/>
+        </w:rPr>
+      </w:pPr>
+      <w:r>
+        <w:rPr>
+          <w:rFonts w:ascii="Georgia" w:hAnsi="Georgia" w:cs="Calibri"/>
+          <w:color w:val="000000" w:themeColor="text1"/>
+          <w:sz w:val="28"/>
+          <w:szCs w:val="28"/>
+          <w:lang w:val="el-GR"/>
+        </w:rPr>
+        <w:t xml:space="preserve">Ο χρήστης αντιλαμβάνεται ότι έχει κάνει λάθος σε έναν </w:t>
+      </w:r>
+      <w:r>
+        <w:rPr>
+          <w:rFonts w:ascii="Georgia" w:hAnsi="Georgia" w:cs="Calibri"/>
+          <w:color w:val="000000" w:themeColor="text1"/>
+          <w:sz w:val="28"/>
+          <w:szCs w:val="28"/>
+          <w:lang w:val="el-GR"/>
+        </w:rPr>
+        <w:tab/>
+      </w:r>
+      <w:r>
+        <w:rPr>
+          <w:rFonts w:ascii="Georgia" w:hAnsi="Georgia" w:cs="Calibri"/>
+          <w:color w:val="000000" w:themeColor="text1"/>
+          <w:sz w:val="28"/>
+          <w:szCs w:val="28"/>
+          <w:lang w:val="el-GR"/>
+        </w:rPr>
+        <w:tab/>
+      </w:r>
+      <w:r>
+        <w:rPr>
+          <w:rFonts w:ascii="Georgia" w:hAnsi="Georgia" w:cs="Calibri"/>
+          <w:color w:val="000000" w:themeColor="text1"/>
+          <w:sz w:val="28"/>
+          <w:szCs w:val="28"/>
+          <w:lang w:val="el-GR"/>
+        </w:rPr>
+        <w:tab/>
+        <w:t>εκκρεμή λογαριασμό.</w:t>
+      </w:r>
+    </w:p>
+    <w:p>
+      <w:pPr>
+        <w:pStyle w:val="ListParagraph"/>
+        <w:numPr>
+          <w:ilvl w:val="0"/>
+          <w:numId w:val="7"/>
+        </w:numPr>
+        <w:jc w:val="both"/>
+        <w:rPr>
+          <w:rFonts w:ascii="Georgia" w:hAnsi="Georgia" w:cs="Calibri"/>
+          <w:color w:val="000000" w:themeColor="text1"/>
+          <w:sz w:val="28"/>
+          <w:szCs w:val="28"/>
+          <w:lang w:val="el-GR"/>
+        </w:rPr>
+      </w:pPr>
+      <w:r>
+        <w:rPr>
+          <w:rFonts w:ascii="Georgia" w:hAnsi="Georgia" w:cs="Calibri"/>
+          <w:color w:val="000000" w:themeColor="text1"/>
+          <w:sz w:val="28"/>
+          <w:szCs w:val="28"/>
+          <w:lang w:val="el-GR"/>
+        </w:rPr>
+        <w:t xml:space="preserve">Ο χρήστης πατάει πάνω σε έναν επιμερισμό με γρι χρώμα και </w:t>
+      </w:r>
+      <w:r>
+        <w:rPr>
+          <w:rFonts w:ascii="Georgia" w:hAnsi="Georgia" w:cs="Calibri"/>
+          <w:color w:val="000000" w:themeColor="text1"/>
+          <w:sz w:val="28"/>
+          <w:szCs w:val="28"/>
+          <w:lang w:val="el-GR"/>
+        </w:rPr>
+        <w:tab/>
+        <w:t xml:space="preserve">επιλέγει </w:t>
+      </w:r>
+      <w:r>
+        <w:rPr>
+          <w:rFonts w:ascii="Georgia" w:hAnsi="Georgia" w:cs="Calibri"/>
+          <w:color w:val="000000" w:themeColor="text1"/>
+          <w:sz w:val="28"/>
+          <w:szCs w:val="28"/>
+          <w:lang w:val="el-GR"/>
+        </w:rPr>
+        <w:t>“</w:t>
+      </w:r>
+      <w:r>
+        <w:rPr>
+          <w:rFonts w:ascii="Georgia" w:hAnsi="Georgia" w:cs="Calibri"/>
+          <w:color w:val="000000" w:themeColor="text1"/>
+          <w:sz w:val="28"/>
+          <w:szCs w:val="28"/>
+        </w:rPr>
+        <w:t>Edit</w:t>
+      </w:r>
+      <w:r>
+        <w:rPr>
+          <w:rFonts w:ascii="Georgia" w:hAnsi="Georgia" w:cs="Calibri"/>
+          <w:color w:val="000000" w:themeColor="text1"/>
+          <w:sz w:val="28"/>
+          <w:szCs w:val="28"/>
+          <w:lang w:val="el-GR"/>
+        </w:rPr>
+        <w:t>”</w:t>
+      </w:r>
+      <w:r>
+        <w:rPr>
+          <w:rFonts w:ascii="Georgia" w:hAnsi="Georgia" w:cs="Calibri"/>
+          <w:color w:val="000000" w:themeColor="text1"/>
+          <w:sz w:val="28"/>
+          <w:szCs w:val="28"/>
+          <w:lang w:val="el-GR"/>
+        </w:rPr>
+        <w:t>.</w:t>
+      </w:r>
+    </w:p>
+    <w:p>
+      <w:pPr>
+        <w:pStyle w:val="ListParagraph"/>
+        <w:numPr>
+          <w:ilvl w:val="0"/>
+          <w:numId w:val="7"/>
+        </w:numPr>
+        <w:jc w:val="both"/>
+        <w:rPr>
+          <w:rFonts w:ascii="Georgia" w:hAnsi="Georgia" w:cs="Calibri"/>
+          <w:color w:val="000000" w:themeColor="text1"/>
+          <w:sz w:val="28"/>
+          <w:szCs w:val="28"/>
+          <w:lang w:val="el-GR"/>
+        </w:rPr>
+      </w:pPr>
+      <w:r>
+        <w:rPr>
+          <w:rFonts w:ascii="Georgia" w:hAnsi="Georgia" w:cs="Calibri"/>
+          <w:color w:val="000000" w:themeColor="text1"/>
+          <w:sz w:val="28"/>
+          <w:szCs w:val="28"/>
+          <w:lang w:val="el-GR"/>
+        </w:rPr>
+        <w:t>Το σύστημα διαγράφει τον λάθος επιμερισμό από το ιστορικό.</w:t>
+      </w:r>
+    </w:p>
+    <w:p>
+      <w:pPr>
+        <w:pStyle w:val="ListParagraph"/>
+        <w:numPr>
+          <w:ilvl w:val="0"/>
+          <w:numId w:val="7"/>
+        </w:numPr>
+        <w:jc w:val="both"/>
+        <w:rPr>
+          <w:rFonts w:ascii="Georgia" w:hAnsi="Georgia" w:cs="Calibri"/>
+          <w:color w:val="000000" w:themeColor="text1"/>
+          <w:sz w:val="28"/>
+          <w:szCs w:val="28"/>
+          <w:lang w:val="el-GR"/>
+        </w:rPr>
+      </w:pPr>
+      <w:r>
+        <w:rPr>
+          <w:rFonts w:ascii="Georgia" w:hAnsi="Georgia" w:cs="Calibri"/>
+          <w:color w:val="000000" w:themeColor="text1"/>
+          <w:sz w:val="28"/>
+          <w:szCs w:val="28"/>
+          <w:lang w:val="el-GR"/>
+        </w:rPr>
+        <w:t>Η περίπτωση χρήσης επιστρέφει στο βήμα «2.β.5» της εναλλακτικής ροής 2.</w:t>
+      </w:r>
+    </w:p>
+    <w:p>
+      <w:pPr>
+        <w:jc w:val="both"/>
+        <w:rPr>
+          <w:rFonts w:ascii="Georgia" w:hAnsi="Georgia" w:cs="Calibri"/>
+          <w:b/>
+          <w:bCs/>
+          <w:color w:val="000000" w:themeColor="text1"/>
+          <w:sz w:val="28"/>
+          <w:szCs w:val="28"/>
           <w:lang w:val="el-GR"/>
         </w:rPr>
       </w:pPr>
@@ -2819,6 +3131,7 @@
           <w:szCs w:val="28"/>
           <w:lang w:val="el-GR"/>
         </w:rPr>
+        <w:lastRenderedPageBreak/>
         <w:t xml:space="preserve">Εναλλακτική Ροή </w:t>
       </w:r>
       <w:r>
@@ -3037,7 +3350,37 @@
           <w:szCs w:val="28"/>
           <w:lang w:val="el-GR"/>
         </w:rPr>
-        <w:t xml:space="preserve">Η περίπτωση χρήσης επιστρέφει στο τρίτο βήμα της βασικής </w:t>
+        <w:t>Η περίπτωση χρήσης επιστρέφει στο βήμα</w:t>
+      </w:r>
+      <w:r>
+        <w:rPr>
+          <w:rFonts w:ascii="Georgia" w:hAnsi="Georgia" w:cs="Calibri"/>
+          <w:color w:val="000000" w:themeColor="text1"/>
+          <w:sz w:val="28"/>
+          <w:szCs w:val="28"/>
+          <w:lang w:val="el-GR"/>
+        </w:rPr>
+        <w:t xml:space="preserve"> </w:t>
+      </w:r>
+      <w:r>
+        <w:rPr>
+          <w:rFonts w:ascii="Georgia" w:hAnsi="Georgia" w:cs="Calibri"/>
+          <w:color w:val="000000" w:themeColor="text1"/>
+          <w:sz w:val="28"/>
+          <w:szCs w:val="28"/>
+          <w:lang w:val="el-GR"/>
+        </w:rPr>
+        <w:t>τρία</w:t>
+      </w:r>
+      <w:r>
+        <w:rPr>
+          <w:rFonts w:ascii="Georgia" w:hAnsi="Georgia" w:cs="Calibri"/>
+          <w:color w:val="000000" w:themeColor="text1"/>
+          <w:sz w:val="28"/>
+          <w:szCs w:val="28"/>
+          <w:lang w:val="el-GR"/>
+        </w:rPr>
+        <w:t xml:space="preserve"> της βασικής </w:t>
       </w:r>
       <w:r>
         <w:rPr>
@@ -3384,401 +3727,216 @@
         <w:jc w:val="both"/>
         <w:rPr>
           <w:rFonts w:ascii="Georgia" w:hAnsi="Georgia" w:cs="Calibri"/>
-          <w:b/>
-          <w:bCs/>
-          <w:color w:val="000000" w:themeColor="text1"/>
-          <w:sz w:val="28"/>
-          <w:szCs w:val="28"/>
-          <w:lang w:val="el-GR"/>
-        </w:rPr>
-      </w:pPr>
-    </w:p>
-    <w:p>
-      <w:pPr>
-        <w:jc w:val="both"/>
-        <w:rPr>
-          <w:b/>
-          <w:bCs/>
-          <w:sz w:val="36"/>
-          <w:szCs w:val="36"/>
-          <w:u w:val="double"/>
-        </w:rPr>
-      </w:pPr>
-      <w:r>
-        <w:rPr>
-          <w:rFonts w:ascii="Georgia" w:hAnsi="Georgia" w:cs="Calibri"/>
-          <w:b/>
-          <w:bCs/>
-          <w:color w:val="000000" w:themeColor="text1"/>
-          <w:sz w:val="28"/>
-          <w:szCs w:val="28"/>
-          <w:lang w:val="el-GR"/>
+          <w:color w:val="000000" w:themeColor="text1"/>
+          <w:sz w:val="28"/>
+          <w:szCs w:val="28"/>
+          <w:u w:val="single"/>
+          <w:lang w:val="el-GR"/>
+        </w:rPr>
+      </w:pPr>
+    </w:p>
+    <w:p>
+      <w:pPr>
+        <w:jc w:val="both"/>
+        <w:rPr>
+          <w:rFonts w:ascii="Georgia" w:hAnsi="Georgia" w:cs="Calibri"/>
+          <w:color w:val="000000" w:themeColor="text1"/>
+          <w:sz w:val="28"/>
+          <w:szCs w:val="28"/>
+          <w:u w:val="single"/>
+          <w:lang w:val="el-GR"/>
+        </w:rPr>
+      </w:pPr>
+    </w:p>
+    <w:p>
+      <w:pPr>
+        <w:jc w:val="both"/>
+        <w:rPr>
+          <w:rFonts w:ascii="Georgia" w:hAnsi="Georgia" w:cs="Calibri"/>
+          <w:color w:val="000000" w:themeColor="text1"/>
+          <w:sz w:val="28"/>
+          <w:szCs w:val="28"/>
+          <w:u w:val="single"/>
+          <w:lang w:val="el-GR"/>
+        </w:rPr>
+      </w:pPr>
+    </w:p>
+    <w:p>
+      <w:pPr>
+        <w:jc w:val="both"/>
+        <w:rPr>
+          <w:rFonts w:ascii="Georgia" w:hAnsi="Georgia" w:cs="Calibri"/>
+          <w:color w:val="000000" w:themeColor="text1"/>
+          <w:sz w:val="28"/>
+          <w:szCs w:val="28"/>
+          <w:u w:val="single"/>
+          <w:lang w:val="el-GR"/>
+        </w:rPr>
+      </w:pPr>
+    </w:p>
+    <w:p>
+      <w:pPr>
+        <w:jc w:val="both"/>
+        <w:rPr>
+          <w:rFonts w:ascii="Georgia" w:hAnsi="Georgia" w:cs="Calibri"/>
+          <w:color w:val="000000" w:themeColor="text1"/>
+          <w:sz w:val="28"/>
+          <w:szCs w:val="28"/>
+          <w:u w:val="single"/>
+          <w:lang w:val="el-GR"/>
+        </w:rPr>
+      </w:pPr>
+    </w:p>
+    <w:p>
+      <w:pPr>
+        <w:jc w:val="both"/>
+        <w:rPr>
+          <w:rFonts w:ascii="Georgia" w:hAnsi="Georgia" w:cs="Calibri"/>
+          <w:color w:val="000000" w:themeColor="text1"/>
+          <w:sz w:val="28"/>
+          <w:szCs w:val="28"/>
+          <w:u w:val="single"/>
+          <w:lang w:val="el-GR"/>
+        </w:rPr>
+      </w:pPr>
+    </w:p>
+    <w:p>
+      <w:pPr>
+        <w:jc w:val="both"/>
+        <w:rPr>
+          <w:rFonts w:ascii="Georgia" w:hAnsi="Georgia" w:cs="Calibri"/>
+          <w:color w:val="000000" w:themeColor="text1"/>
+          <w:sz w:val="28"/>
+          <w:szCs w:val="28"/>
+          <w:u w:val="single"/>
+          <w:lang w:val="el-GR"/>
+        </w:rPr>
+      </w:pPr>
+    </w:p>
+    <w:p>
+      <w:pPr>
+        <w:jc w:val="both"/>
+        <w:rPr>
+          <w:rFonts w:ascii="Georgia" w:hAnsi="Georgia" w:cs="Calibri"/>
+          <w:color w:val="000000" w:themeColor="text1"/>
+          <w:sz w:val="28"/>
+          <w:szCs w:val="28"/>
+          <w:u w:val="single"/>
+          <w:lang w:val="el-GR"/>
+        </w:rPr>
+      </w:pPr>
+    </w:p>
+    <w:p>
+      <w:pPr>
+        <w:jc w:val="both"/>
+        <w:rPr>
+          <w:rFonts w:ascii="Georgia" w:hAnsi="Georgia" w:cs="Calibri"/>
+          <w:color w:val="000000" w:themeColor="text1"/>
+          <w:sz w:val="28"/>
+          <w:szCs w:val="28"/>
+          <w:u w:val="single"/>
+          <w:lang w:val="el-GR"/>
+        </w:rPr>
+      </w:pPr>
+    </w:p>
+    <w:p>
+      <w:pPr>
+        <w:jc w:val="both"/>
+        <w:rPr>
+          <w:rFonts w:ascii="Georgia" w:hAnsi="Georgia" w:cs="Calibri"/>
+          <w:color w:val="000000" w:themeColor="text1"/>
+          <w:sz w:val="28"/>
+          <w:szCs w:val="28"/>
+          <w:u w:val="single"/>
+          <w:lang w:val="el-GR"/>
+        </w:rPr>
+      </w:pPr>
+    </w:p>
+    <w:p>
+      <w:pPr>
+        <w:jc w:val="both"/>
+        <w:rPr>
+          <w:rFonts w:ascii="Georgia" w:hAnsi="Georgia" w:cs="Calibri"/>
+          <w:color w:val="000000" w:themeColor="text1"/>
+          <w:sz w:val="28"/>
+          <w:szCs w:val="28"/>
+          <w:u w:val="single"/>
+          <w:lang w:val="el-GR"/>
+        </w:rPr>
+      </w:pPr>
+    </w:p>
+    <w:p>
+      <w:pPr>
+        <w:jc w:val="both"/>
+        <w:rPr>
+          <w:rFonts w:ascii="Georgia" w:hAnsi="Georgia" w:cs="Calibri"/>
+          <w:color w:val="000000" w:themeColor="text1"/>
+          <w:sz w:val="28"/>
+          <w:szCs w:val="28"/>
+          <w:u w:val="single"/>
+          <w:lang w:val="el-GR"/>
+        </w:rPr>
+      </w:pPr>
+    </w:p>
+    <w:p>
+      <w:pPr>
+        <w:jc w:val="both"/>
+        <w:rPr>
+          <w:rFonts w:ascii="Georgia" w:hAnsi="Georgia" w:cs="Calibri"/>
+          <w:color w:val="000000" w:themeColor="text1"/>
+          <w:sz w:val="28"/>
+          <w:szCs w:val="28"/>
+          <w:u w:val="single"/>
+          <w:lang w:val="el-GR"/>
+        </w:rPr>
+      </w:pPr>
+    </w:p>
+    <w:p>
+      <w:pPr>
+        <w:jc w:val="both"/>
+        <w:rPr>
+          <w:rFonts w:ascii="Georgia" w:hAnsi="Georgia" w:cs="Calibri"/>
+          <w:color w:val="000000" w:themeColor="text1"/>
+          <w:sz w:val="28"/>
+          <w:szCs w:val="28"/>
+          <w:u w:val="single"/>
+          <w:lang w:val="el-GR"/>
+        </w:rPr>
+      </w:pPr>
+    </w:p>
+    <w:p>
+      <w:pPr>
+        <w:jc w:val="both"/>
+        <w:rPr>
+          <w:rFonts w:ascii="Georgia" w:hAnsi="Georgia" w:cs="Calibri"/>
+          <w:color w:val="000000" w:themeColor="text1"/>
+          <w:sz w:val="28"/>
+          <w:szCs w:val="28"/>
+          <w:u w:val="single"/>
+          <w:lang w:val="el-GR"/>
+        </w:rPr>
+      </w:pPr>
+    </w:p>
+    <w:p>
+      <w:pPr>
+        <w:jc w:val="both"/>
+        <w:rPr>
+          <w:rFonts w:ascii="Georgia" w:hAnsi="Georgia" w:cs="Calibri"/>
+          <w:color w:val="000000" w:themeColor="text1"/>
+          <w:sz w:val="28"/>
+          <w:szCs w:val="28"/>
+          <w:u w:val="single"/>
+        </w:rPr>
+      </w:pPr>
+      <w:r>
+        <w:rPr>
+          <w:rFonts w:ascii="Georgia" w:hAnsi="Georgia" w:cs="Calibri"/>
+          <w:color w:val="000000" w:themeColor="text1"/>
+          <w:sz w:val="28"/>
+          <w:szCs w:val="28"/>
+          <w:u w:val="single"/>
         </w:rPr>
         <w:lastRenderedPageBreak/>
-        <w:t xml:space="preserve">Εναλλακτική Ροή </w:t>
-      </w:r>
-      <w:r>
-        <w:rPr>
-          <w:rFonts w:ascii="Georgia" w:hAnsi="Georgia" w:cs="Calibri"/>
-          <w:b/>
-          <w:bCs/>
-          <w:color w:val="000000" w:themeColor="text1"/>
-          <w:sz w:val="28"/>
-          <w:szCs w:val="28"/>
-        </w:rPr>
-        <w:t>2.1</w:t>
-      </w:r>
-    </w:p>
-    <w:p>
-      <w:pPr>
-        <w:pStyle w:val="ListParagraph"/>
-        <w:numPr>
-          <w:ilvl w:val="0"/>
-          <w:numId w:val="6"/>
-        </w:numPr>
-        <w:jc w:val="both"/>
-        <w:rPr>
-          <w:sz w:val="28"/>
-          <w:szCs w:val="28"/>
-          <w:u w:val="double"/>
-          <w:lang w:val="el-GR"/>
-        </w:rPr>
-      </w:pPr>
-      <w:r>
-        <w:rPr>
-          <w:rFonts w:ascii="Georgia" w:hAnsi="Georgia" w:cs="Calibri"/>
-          <w:color w:val="000000" w:themeColor="text1"/>
-          <w:sz w:val="28"/>
-          <w:szCs w:val="28"/>
-          <w:lang w:val="el-GR"/>
-        </w:rPr>
-        <w:t>Ο χρήστης ανεβάζει λάθος φωτογραφία.</w:t>
-      </w:r>
-    </w:p>
-    <w:p>
-      <w:pPr>
-        <w:pStyle w:val="ListParagraph"/>
-        <w:numPr>
-          <w:ilvl w:val="0"/>
-          <w:numId w:val="6"/>
-        </w:numPr>
-        <w:jc w:val="both"/>
-        <w:rPr>
-          <w:sz w:val="28"/>
-          <w:szCs w:val="28"/>
-          <w:u w:val="double"/>
-          <w:lang w:val="el-GR"/>
-        </w:rPr>
-      </w:pPr>
-      <w:r>
-        <w:rPr>
-          <w:rFonts w:ascii="Georgia" w:hAnsi="Georgia" w:cs="Calibri"/>
-          <w:color w:val="000000" w:themeColor="text1"/>
-          <w:sz w:val="28"/>
-          <w:szCs w:val="28"/>
-          <w:lang w:val="el-GR"/>
-        </w:rPr>
-        <w:t>Η περίπτωση χρήσης επιστρέφει στο βήμα «2.β.1» της εναλλακτικής ροής 2.</w:t>
-      </w:r>
-    </w:p>
-    <w:p>
-      <w:pPr>
-        <w:jc w:val="both"/>
-        <w:rPr>
-          <w:rFonts w:ascii="Georgia" w:hAnsi="Georgia" w:cs="Calibri"/>
-          <w:b/>
-          <w:bCs/>
-          <w:color w:val="000000" w:themeColor="text1"/>
-          <w:sz w:val="28"/>
-          <w:szCs w:val="28"/>
-        </w:rPr>
-      </w:pPr>
-      <w:r>
-        <w:rPr>
-          <w:rFonts w:ascii="Georgia" w:hAnsi="Georgia" w:cs="Calibri"/>
-          <w:b/>
-          <w:bCs/>
-          <w:color w:val="000000" w:themeColor="text1"/>
-          <w:sz w:val="28"/>
-          <w:szCs w:val="28"/>
-          <w:lang w:val="el-GR"/>
-        </w:rPr>
-        <w:t xml:space="preserve">Εναλλακτική Ροή </w:t>
-      </w:r>
-      <w:r>
-        <w:rPr>
-          <w:rFonts w:ascii="Georgia" w:hAnsi="Georgia" w:cs="Calibri"/>
-          <w:b/>
-          <w:bCs/>
-          <w:color w:val="000000" w:themeColor="text1"/>
-          <w:sz w:val="28"/>
-          <w:szCs w:val="28"/>
-        </w:rPr>
-        <w:t>3</w:t>
-      </w:r>
-      <w:r>
-        <w:rPr>
-          <w:rFonts w:ascii="Georgia" w:hAnsi="Georgia" w:cs="Calibri"/>
-          <w:b/>
-          <w:bCs/>
-          <w:color w:val="000000" w:themeColor="text1"/>
-          <w:sz w:val="28"/>
-          <w:szCs w:val="28"/>
-        </w:rPr>
-        <w:t>.</w:t>
-      </w:r>
-      <w:r>
-        <w:rPr>
-          <w:rFonts w:ascii="Georgia" w:hAnsi="Georgia" w:cs="Calibri"/>
-          <w:b/>
-          <w:bCs/>
-          <w:color w:val="000000" w:themeColor="text1"/>
-          <w:sz w:val="28"/>
-          <w:szCs w:val="28"/>
-        </w:rPr>
-        <w:t>1</w:t>
-      </w:r>
-    </w:p>
-    <w:p>
-      <w:pPr>
-        <w:pStyle w:val="ListParagraph"/>
-        <w:numPr>
-          <w:ilvl w:val="0"/>
-          <w:numId w:val="7"/>
-        </w:numPr>
-        <w:jc w:val="both"/>
-        <w:rPr>
-          <w:rFonts w:ascii="Georgia" w:hAnsi="Georgia" w:cs="Calibri"/>
-          <w:color w:val="000000" w:themeColor="text1"/>
-          <w:sz w:val="28"/>
-          <w:szCs w:val="28"/>
-          <w:lang w:val="el-GR"/>
-        </w:rPr>
-      </w:pPr>
-      <w:r>
-        <w:rPr>
-          <w:rFonts w:ascii="Georgia" w:hAnsi="Georgia" w:cs="Calibri"/>
-          <w:color w:val="000000" w:themeColor="text1"/>
-          <w:sz w:val="28"/>
-          <w:szCs w:val="28"/>
-          <w:lang w:val="el-GR"/>
-        </w:rPr>
-        <w:t>Ο χρήστης αντιλαμβάνεται ότι έχει κάνει λάθος σε ένα</w:t>
-      </w:r>
-      <w:r>
-        <w:rPr>
-          <w:rFonts w:ascii="Georgia" w:hAnsi="Georgia" w:cs="Calibri"/>
-          <w:color w:val="000000" w:themeColor="text1"/>
-          <w:sz w:val="28"/>
-          <w:szCs w:val="28"/>
-          <w:lang w:val="el-GR"/>
-        </w:rPr>
-        <w:t>ν</w:t>
-      </w:r>
-      <w:r>
-        <w:rPr>
-          <w:rFonts w:ascii="Georgia" w:hAnsi="Georgia" w:cs="Calibri"/>
-          <w:color w:val="000000" w:themeColor="text1"/>
-          <w:sz w:val="28"/>
-          <w:szCs w:val="28"/>
-          <w:lang w:val="el-GR"/>
-        </w:rPr>
-        <w:t xml:space="preserve"> </w:t>
-      </w:r>
-      <w:r>
-        <w:rPr>
-          <w:rFonts w:ascii="Georgia" w:hAnsi="Georgia" w:cs="Calibri"/>
-          <w:color w:val="000000" w:themeColor="text1"/>
-          <w:sz w:val="28"/>
-          <w:szCs w:val="28"/>
-          <w:lang w:val="el-GR"/>
-        </w:rPr>
-        <w:tab/>
-      </w:r>
-      <w:r>
-        <w:rPr>
-          <w:rFonts w:ascii="Georgia" w:hAnsi="Georgia" w:cs="Calibri"/>
-          <w:color w:val="000000" w:themeColor="text1"/>
-          <w:sz w:val="28"/>
-          <w:szCs w:val="28"/>
-          <w:lang w:val="el-GR"/>
-        </w:rPr>
-        <w:tab/>
-      </w:r>
-      <w:r>
-        <w:rPr>
-          <w:rFonts w:ascii="Georgia" w:hAnsi="Georgia" w:cs="Calibri"/>
-          <w:color w:val="000000" w:themeColor="text1"/>
-          <w:sz w:val="28"/>
-          <w:szCs w:val="28"/>
-          <w:lang w:val="el-GR"/>
-        </w:rPr>
-        <w:tab/>
-        <w:t>εκκρεμή λογαριασμό.</w:t>
-      </w:r>
-    </w:p>
-    <w:p>
-      <w:pPr>
-        <w:pStyle w:val="ListParagraph"/>
-        <w:numPr>
-          <w:ilvl w:val="0"/>
-          <w:numId w:val="7"/>
-        </w:numPr>
-        <w:jc w:val="both"/>
-        <w:rPr>
-          <w:rFonts w:ascii="Georgia" w:hAnsi="Georgia" w:cs="Calibri"/>
-          <w:color w:val="000000" w:themeColor="text1"/>
-          <w:sz w:val="28"/>
-          <w:szCs w:val="28"/>
-          <w:lang w:val="el-GR"/>
-        </w:rPr>
-      </w:pPr>
-      <w:r>
-        <w:rPr>
-          <w:rFonts w:ascii="Georgia" w:hAnsi="Georgia" w:cs="Calibri"/>
-          <w:color w:val="000000" w:themeColor="text1"/>
-          <w:sz w:val="28"/>
-          <w:szCs w:val="28"/>
-          <w:lang w:val="el-GR"/>
-        </w:rPr>
-        <w:t xml:space="preserve">Ο χρήστης πατάει πάνω σε έναν επιμερισμό με γρι χρώμα και </w:t>
-      </w:r>
-      <w:r>
-        <w:rPr>
-          <w:rFonts w:ascii="Georgia" w:hAnsi="Georgia" w:cs="Calibri"/>
-          <w:color w:val="000000" w:themeColor="text1"/>
-          <w:sz w:val="28"/>
-          <w:szCs w:val="28"/>
-          <w:lang w:val="el-GR"/>
-        </w:rPr>
-        <w:tab/>
-        <w:t xml:space="preserve">επιλέγει </w:t>
-      </w:r>
-      <w:r>
-        <w:rPr>
-          <w:rFonts w:ascii="Georgia" w:hAnsi="Georgia" w:cs="Calibri"/>
-          <w:color w:val="000000" w:themeColor="text1"/>
-          <w:sz w:val="28"/>
-          <w:szCs w:val="28"/>
-          <w:lang w:val="el-GR"/>
-        </w:rPr>
-        <w:t>“</w:t>
-      </w:r>
-      <w:r>
-        <w:rPr>
-          <w:rFonts w:ascii="Georgia" w:hAnsi="Georgia" w:cs="Calibri"/>
-          <w:color w:val="000000" w:themeColor="text1"/>
-          <w:sz w:val="28"/>
-          <w:szCs w:val="28"/>
-        </w:rPr>
-        <w:t>Edit</w:t>
-      </w:r>
-      <w:r>
-        <w:rPr>
-          <w:rFonts w:ascii="Georgia" w:hAnsi="Georgia" w:cs="Calibri"/>
-          <w:color w:val="000000" w:themeColor="text1"/>
-          <w:sz w:val="28"/>
-          <w:szCs w:val="28"/>
-          <w:lang w:val="el-GR"/>
-        </w:rPr>
-        <w:t>”</w:t>
-      </w:r>
-      <w:r>
-        <w:rPr>
-          <w:rFonts w:ascii="Georgia" w:hAnsi="Georgia" w:cs="Calibri"/>
-          <w:color w:val="000000" w:themeColor="text1"/>
-          <w:sz w:val="28"/>
-          <w:szCs w:val="28"/>
-          <w:lang w:val="el-GR"/>
-        </w:rPr>
-        <w:t>.</w:t>
-      </w:r>
-    </w:p>
-    <w:p>
-      <w:pPr>
-        <w:pStyle w:val="ListParagraph"/>
-        <w:numPr>
-          <w:ilvl w:val="0"/>
-          <w:numId w:val="7"/>
-        </w:numPr>
-        <w:jc w:val="both"/>
-        <w:rPr>
-          <w:rFonts w:ascii="Georgia" w:hAnsi="Georgia" w:cs="Calibri"/>
-          <w:color w:val="000000" w:themeColor="text1"/>
-          <w:sz w:val="28"/>
-          <w:szCs w:val="28"/>
-          <w:lang w:val="el-GR"/>
-        </w:rPr>
-      </w:pPr>
-      <w:r>
-        <w:rPr>
-          <w:rFonts w:ascii="Georgia" w:hAnsi="Georgia" w:cs="Calibri"/>
-          <w:color w:val="000000" w:themeColor="text1"/>
-          <w:sz w:val="28"/>
-          <w:szCs w:val="28"/>
-          <w:lang w:val="el-GR"/>
-        </w:rPr>
-        <w:t>Το σύστημα διαγράφει τον λάθος επιμερισμό από το ιστορικό.</w:t>
-      </w:r>
-    </w:p>
-    <w:p>
-      <w:pPr>
-        <w:pStyle w:val="ListParagraph"/>
-        <w:numPr>
-          <w:ilvl w:val="0"/>
-          <w:numId w:val="7"/>
-        </w:numPr>
-        <w:jc w:val="both"/>
-        <w:rPr>
-          <w:rFonts w:ascii="Georgia" w:hAnsi="Georgia" w:cs="Calibri"/>
-          <w:color w:val="000000" w:themeColor="text1"/>
-          <w:sz w:val="28"/>
-          <w:szCs w:val="28"/>
-          <w:lang w:val="el-GR"/>
-        </w:rPr>
-      </w:pPr>
-      <w:r>
-        <w:rPr>
-          <w:rFonts w:ascii="Georgia" w:hAnsi="Georgia" w:cs="Calibri"/>
-          <w:color w:val="000000" w:themeColor="text1"/>
-          <w:sz w:val="28"/>
-          <w:szCs w:val="28"/>
-          <w:lang w:val="el-GR"/>
-        </w:rPr>
-        <w:t>Η περίπτωση χρήσης επιστρέφει στο βήμα «2.β.5» της εναλλακτικής ροής 2.</w:t>
-      </w:r>
-    </w:p>
-    <w:p>
-      <w:pPr>
-        <w:jc w:val="both"/>
-        <w:rPr>
-          <w:rFonts w:ascii="Georgia" w:hAnsi="Georgia" w:cs="Calibri"/>
-          <w:color w:val="000000" w:themeColor="text1"/>
-          <w:sz w:val="28"/>
-          <w:szCs w:val="28"/>
-          <w:lang w:val="el-GR"/>
-        </w:rPr>
-      </w:pPr>
-    </w:p>
-    <w:p>
-      <w:pPr>
-        <w:jc w:val="both"/>
-        <w:rPr>
-          <w:rFonts w:ascii="Georgia" w:hAnsi="Georgia" w:cs="Calibri"/>
-          <w:color w:val="000000" w:themeColor="text1"/>
-          <w:sz w:val="28"/>
-          <w:szCs w:val="28"/>
-          <w:u w:val="single"/>
-        </w:rPr>
-      </w:pPr>
-      <w:r>
-        <w:rPr>
-          <w:rFonts w:ascii="Georgia" w:hAnsi="Georgia" w:cs="Calibri"/>
-          <w:color w:val="000000" w:themeColor="text1"/>
-          <w:sz w:val="28"/>
-          <w:szCs w:val="28"/>
-          <w:u w:val="single"/>
-        </w:rPr>
         <w:t>Use</w:t>
       </w:r>
       <w:r>
@@ -4072,7 +4230,46 @@
           <w:szCs w:val="28"/>
           <w:lang w:val="el-GR"/>
         </w:rPr>
-        <w:t>Το σύστημα εμφανίζει στην οθόνη</w:t>
+        <w:t xml:space="preserve">Το σύστημα εμφανίζει </w:t>
+      </w:r>
+      <w:r>
+        <w:rPr>
+          <w:rFonts w:ascii="Georgia" w:hAnsi="Georgia" w:cs="Calibri"/>
+          <w:color w:val="000000" w:themeColor="text1"/>
+          <w:sz w:val="28"/>
+          <w:szCs w:val="28"/>
+          <w:lang w:val="el-GR"/>
+        </w:rPr>
+        <w:t xml:space="preserve">στο πεδίο </w:t>
+      </w:r>
+      <w:r>
+        <w:rPr>
+          <w:rFonts w:ascii="Georgia" w:hAnsi="Georgia" w:cs="Calibri"/>
+          <w:color w:val="000000" w:themeColor="text1"/>
+          <w:sz w:val="28"/>
+          <w:szCs w:val="28"/>
+          <w:lang w:val="el-GR"/>
+        </w:rPr>
+        <w:t>“</w:t>
+      </w:r>
+      <w:r>
+        <w:rPr>
+          <w:rFonts w:ascii="Georgia" w:hAnsi="Georgia" w:cs="Calibri"/>
+          <w:color w:val="000000" w:themeColor="text1"/>
+          <w:sz w:val="28"/>
+          <w:szCs w:val="28"/>
+        </w:rPr>
+        <w:t>Events</w:t>
+      </w:r>
+      <w:r>
+        <w:rPr>
+          <w:rFonts w:ascii="Georgia" w:hAnsi="Georgia" w:cs="Calibri"/>
+          <w:color w:val="000000" w:themeColor="text1"/>
+          <w:sz w:val="28"/>
+          <w:szCs w:val="28"/>
+          <w:lang w:val="el-GR"/>
+        </w:rPr>
+        <w:t>”</w:t>
       </w:r>
       <w:r>
         <w:rPr>
@@ -4638,10 +4835,7 @@
           <w:lang w:val="el-GR"/>
         </w:rPr>
       </w:pPr>
-    </w:p>
-    <w:p>
-      <w:pPr>
-        <w:jc w:val="both"/>
+      <w:r>
         <w:rPr>
           <w:rFonts w:ascii="Georgia" w:hAnsi="Georgia" w:cs="Calibri"/>
           <w:b/>
@@ -4651,18 +4845,6 @@
           <w:szCs w:val="28"/>
           <w:lang w:val="el-GR"/>
         </w:rPr>
-      </w:pPr>
-      <w:r>
-        <w:rPr>
-          <w:rFonts w:ascii="Georgia" w:hAnsi="Georgia" w:cs="Calibri"/>
-          <w:b/>
-          <w:bCs/>
-          <w:color w:val="000000" w:themeColor="text1"/>
-          <w:sz w:val="28"/>
-          <w:szCs w:val="28"/>
-          <w:lang w:val="el-GR"/>
-        </w:rPr>
-        <w:lastRenderedPageBreak/>
         <w:t>Εναλλακτική Ροή 1</w:t>
       </w:r>
     </w:p>
@@ -4932,27 +5114,27 @@
           <w:szCs w:val="28"/>
           <w:lang w:val="el-GR"/>
         </w:rPr>
-        <w:t xml:space="preserve">Η περίπτωση χρήσης επιστρέφει στο </w:t>
-      </w:r>
-      <w:r>
-        <w:rPr>
-          <w:rFonts w:ascii="Georgia" w:hAnsi="Georgia" w:cs="Calibri"/>
-          <w:color w:val="000000" w:themeColor="text1"/>
-          <w:sz w:val="28"/>
-          <w:szCs w:val="28"/>
-          <w:lang w:val="el-GR"/>
-        </w:rPr>
-        <w:t>όγδοο</w:t>
-      </w:r>
-      <w:r>
-        <w:rPr>
-          <w:rFonts w:ascii="Georgia" w:hAnsi="Georgia" w:cs="Calibri"/>
-          <w:color w:val="000000" w:themeColor="text1"/>
-          <w:sz w:val="28"/>
-          <w:szCs w:val="28"/>
-          <w:lang w:val="el-GR"/>
-        </w:rPr>
-        <w:t xml:space="preserve"> βήμα της βασικής </w:t>
+        <w:t xml:space="preserve">Η περίπτωση χρήσης επιστρέφει στο βήμα </w:t>
+      </w:r>
+      <w:r>
+        <w:rPr>
+          <w:rFonts w:ascii="Georgia" w:hAnsi="Georgia" w:cs="Calibri"/>
+          <w:color w:val="000000" w:themeColor="text1"/>
+          <w:sz w:val="28"/>
+          <w:szCs w:val="28"/>
+          <w:lang w:val="el-GR"/>
+        </w:rPr>
+        <w:t xml:space="preserve">8 </w:t>
+      </w:r>
+      <w:r>
+        <w:rPr>
+          <w:rFonts w:ascii="Georgia" w:hAnsi="Georgia" w:cs="Calibri"/>
+          <w:color w:val="000000" w:themeColor="text1"/>
+          <w:sz w:val="28"/>
+          <w:szCs w:val="28"/>
+          <w:lang w:val="el-GR"/>
+        </w:rPr>
+        <w:t xml:space="preserve">της βασικής </w:t>
       </w:r>
       <w:r>
         <w:rPr>
@@ -5139,27 +5321,27 @@
           <w:szCs w:val="28"/>
           <w:lang w:val="el-GR"/>
         </w:rPr>
-        <w:t xml:space="preserve">Η περίπτωση χρήσης επιστρέφει στο </w:t>
-      </w:r>
-      <w:r>
-        <w:rPr>
-          <w:rFonts w:ascii="Georgia" w:hAnsi="Georgia" w:cs="Calibri"/>
-          <w:color w:val="000000" w:themeColor="text1"/>
-          <w:sz w:val="28"/>
-          <w:szCs w:val="28"/>
-          <w:lang w:val="el-GR"/>
-        </w:rPr>
-        <w:t>όγδοο</w:t>
-      </w:r>
-      <w:r>
-        <w:rPr>
-          <w:rFonts w:ascii="Georgia" w:hAnsi="Georgia" w:cs="Calibri"/>
-          <w:color w:val="000000" w:themeColor="text1"/>
-          <w:sz w:val="28"/>
-          <w:szCs w:val="28"/>
-          <w:lang w:val="el-GR"/>
-        </w:rPr>
-        <w:t xml:space="preserve"> βήμα της βασικής </w:t>
+        <w:t>Η περίπτωση χρήσης επιστρέφει στο βήμα</w:t>
+      </w:r>
+      <w:r>
+        <w:rPr>
+          <w:rFonts w:ascii="Georgia" w:hAnsi="Georgia" w:cs="Calibri"/>
+          <w:color w:val="000000" w:themeColor="text1"/>
+          <w:sz w:val="28"/>
+          <w:szCs w:val="28"/>
+          <w:lang w:val="el-GR"/>
+        </w:rPr>
+        <w:t xml:space="preserve"> 8</w:t>
+      </w:r>
+      <w:r>
+        <w:rPr>
+          <w:rFonts w:ascii="Georgia" w:hAnsi="Georgia" w:cs="Calibri"/>
+          <w:color w:val="000000" w:themeColor="text1"/>
+          <w:sz w:val="28"/>
+          <w:szCs w:val="28"/>
+          <w:lang w:val="el-GR"/>
+        </w:rPr>
+        <w:t xml:space="preserve"> της βασικής </w:t>
       </w:r>
       <w:r>
         <w:rPr>
@@ -5196,6 +5378,7 @@
           <w:szCs w:val="28"/>
           <w:lang w:val="el-GR"/>
         </w:rPr>
+        <w:lastRenderedPageBreak/>
         <w:t>Εναλλακτική Ροή 3</w:t>
       </w:r>
     </w:p>
@@ -5250,7 +5433,56 @@
           <w:szCs w:val="28"/>
           <w:lang w:val="el-GR"/>
         </w:rPr>
-        <w:t xml:space="preserve">Το σύστημα εμφανίζει στην οθόνη, όλα τα συμβάντα για την </w:t>
+        <w:t xml:space="preserve">Το σύστημα εμφανίζει στην </w:t>
+      </w:r>
+      <w:r>
+        <w:rPr>
+          <w:rFonts w:ascii="Georgia" w:hAnsi="Georgia" w:cs="Calibri"/>
+          <w:color w:val="000000" w:themeColor="text1"/>
+          <w:sz w:val="28"/>
+          <w:szCs w:val="28"/>
+          <w:lang w:val="el-GR"/>
+        </w:rPr>
+        <w:t xml:space="preserve">στο πεδίο </w:t>
+      </w:r>
+      <w:r>
+        <w:rPr>
+          <w:rFonts w:ascii="Georgia" w:hAnsi="Georgia" w:cs="Calibri"/>
+          <w:color w:val="000000" w:themeColor="text1"/>
+          <w:sz w:val="28"/>
+          <w:szCs w:val="28"/>
+          <w:lang w:val="el-GR"/>
+        </w:rPr>
+        <w:t>“</w:t>
+      </w:r>
+      <w:r>
+        <w:rPr>
+          <w:rFonts w:ascii="Georgia" w:hAnsi="Georgia" w:cs="Calibri"/>
+          <w:color w:val="000000" w:themeColor="text1"/>
+          <w:sz w:val="28"/>
+          <w:szCs w:val="28"/>
+        </w:rPr>
+        <w:t>Events</w:t>
+      </w:r>
+      <w:r>
+        <w:rPr>
+          <w:rFonts w:ascii="Georgia" w:hAnsi="Georgia" w:cs="Calibri"/>
+          <w:color w:val="000000" w:themeColor="text1"/>
+          <w:sz w:val="28"/>
+          <w:szCs w:val="28"/>
+          <w:lang w:val="el-GR"/>
+        </w:rPr>
+        <w:t>”</w:t>
+      </w:r>
+      <w:r>
+        <w:rPr>
+          <w:rFonts w:ascii="Georgia" w:hAnsi="Georgia" w:cs="Calibri"/>
+          <w:color w:val="000000" w:themeColor="text1"/>
+          <w:sz w:val="28"/>
+          <w:szCs w:val="28"/>
+          <w:lang w:val="el-GR"/>
+        </w:rPr>
+        <w:t xml:space="preserve">, όλα τα συμβάντα για την </w:t>
       </w:r>
       <w:r>
         <w:rPr>
@@ -5721,45 +5953,6 @@
     </w:p>
     <w:p>
       <w:pPr>
-        <w:pStyle w:val="ListParagraph"/>
-        <w:jc w:val="both"/>
-        <w:rPr>
-          <w:rFonts w:ascii="Georgia" w:hAnsi="Georgia" w:cs="Calibri"/>
-          <w:color w:val="000000" w:themeColor="text1"/>
-          <w:sz w:val="28"/>
-          <w:szCs w:val="28"/>
-          <w:lang w:val="el-GR"/>
-        </w:rPr>
-      </w:pPr>
-    </w:p>
-    <w:p>
-      <w:pPr>
-        <w:pStyle w:val="ListParagraph"/>
-        <w:jc w:val="both"/>
-        <w:rPr>
-          <w:rFonts w:ascii="Georgia" w:hAnsi="Georgia" w:cs="Calibri"/>
-          <w:color w:val="000000" w:themeColor="text1"/>
-          <w:sz w:val="28"/>
-          <w:szCs w:val="28"/>
-          <w:lang w:val="el-GR"/>
-        </w:rPr>
-      </w:pPr>
-    </w:p>
-    <w:p>
-      <w:pPr>
-        <w:pStyle w:val="ListParagraph"/>
-        <w:jc w:val="both"/>
-        <w:rPr>
-          <w:rFonts w:ascii="Georgia" w:hAnsi="Georgia" w:cs="Calibri"/>
-          <w:color w:val="000000" w:themeColor="text1"/>
-          <w:sz w:val="28"/>
-          <w:szCs w:val="28"/>
-          <w:lang w:val="el-GR"/>
-        </w:rPr>
-      </w:pPr>
-    </w:p>
-    <w:p>
-      <w:pPr>
         <w:jc w:val="both"/>
         <w:rPr>
           <w:rFonts w:ascii="Georgia" w:hAnsi="Georgia" w:cs="Calibri"/>
@@ -5768,7 +5961,6 @@
           <w:color w:val="000000" w:themeColor="text1"/>
           <w:sz w:val="28"/>
           <w:szCs w:val="28"/>
-          <w:lang w:val="el-GR"/>
         </w:rPr>
       </w:pPr>
       <w:r>
@@ -5781,7 +5973,184 @@
           <w:szCs w:val="28"/>
           <w:lang w:val="el-GR"/>
         </w:rPr>
-        <w:lastRenderedPageBreak/>
+        <w:t xml:space="preserve">Εναλλακτική Ροή </w:t>
+      </w:r>
+      <w:r>
+        <w:rPr>
+          <w:rFonts w:ascii="Georgia" w:hAnsi="Georgia" w:cs="Calibri"/>
+          <w:b/>
+          <w:bCs/>
+          <w:color w:val="000000" w:themeColor="text1"/>
+          <w:sz w:val="28"/>
+          <w:szCs w:val="28"/>
+        </w:rPr>
+        <w:t>4.1</w:t>
+      </w:r>
+    </w:p>
+    <w:p>
+      <w:pPr>
+        <w:pStyle w:val="ListParagraph"/>
+        <w:numPr>
+          <w:ilvl w:val="0"/>
+          <w:numId w:val="15"/>
+        </w:numPr>
+        <w:jc w:val="both"/>
+        <w:rPr>
+          <w:rFonts w:ascii="Georgia" w:hAnsi="Georgia" w:cs="Calibri"/>
+          <w:color w:val="000000" w:themeColor="text1"/>
+          <w:sz w:val="28"/>
+          <w:szCs w:val="28"/>
+          <w:lang w:val="el-GR"/>
+        </w:rPr>
+      </w:pPr>
+      <w:r>
+        <w:rPr>
+          <w:rFonts w:ascii="Georgia" w:hAnsi="Georgia" w:cs="Calibri"/>
+          <w:color w:val="000000" w:themeColor="text1"/>
+          <w:sz w:val="28"/>
+          <w:szCs w:val="28"/>
+          <w:lang w:val="el-GR"/>
+        </w:rPr>
+        <w:t>Το σύστημα βλέπει ότι η πλειοψηφία διαφωνεί.</w:t>
+      </w:r>
+    </w:p>
+    <w:p>
+      <w:pPr>
+        <w:pStyle w:val="ListParagraph"/>
+        <w:numPr>
+          <w:ilvl w:val="0"/>
+          <w:numId w:val="15"/>
+        </w:numPr>
+        <w:jc w:val="both"/>
+        <w:rPr>
+          <w:rFonts w:ascii="Georgia" w:hAnsi="Georgia" w:cs="Calibri"/>
+          <w:color w:val="000000" w:themeColor="text1"/>
+          <w:sz w:val="28"/>
+          <w:szCs w:val="28"/>
+          <w:lang w:val="el-GR"/>
+        </w:rPr>
+      </w:pPr>
+      <w:r>
+        <w:rPr>
+          <w:rFonts w:ascii="Georgia" w:hAnsi="Georgia" w:cs="Calibri"/>
+          <w:color w:val="000000" w:themeColor="text1"/>
+          <w:sz w:val="28"/>
+          <w:szCs w:val="28"/>
+          <w:lang w:val="el-GR"/>
+        </w:rPr>
+        <w:t>Το σύστημα διαγράφει το συμβάν από το ημερολόγιο.</w:t>
+      </w:r>
+    </w:p>
+    <w:p>
+      <w:pPr>
+        <w:pStyle w:val="ListParagraph"/>
+        <w:numPr>
+          <w:ilvl w:val="0"/>
+          <w:numId w:val="15"/>
+        </w:numPr>
+        <w:jc w:val="both"/>
+        <w:rPr>
+          <w:rFonts w:ascii="Georgia" w:hAnsi="Georgia" w:cs="Calibri"/>
+          <w:color w:val="000000" w:themeColor="text1"/>
+          <w:sz w:val="28"/>
+          <w:szCs w:val="28"/>
+          <w:lang w:val="el-GR"/>
+        </w:rPr>
+      </w:pPr>
+      <w:r>
+        <w:rPr>
+          <w:rFonts w:ascii="Georgia" w:hAnsi="Georgia" w:cs="Calibri"/>
+          <w:color w:val="000000" w:themeColor="text1"/>
+          <w:sz w:val="28"/>
+          <w:szCs w:val="28"/>
+          <w:lang w:val="el-GR"/>
+        </w:rPr>
+        <w:t>Η περίπτωση χρήσης επιστρέφει στο βήμα</w:t>
+      </w:r>
+      <w:r>
+        <w:rPr>
+          <w:rFonts w:ascii="Georgia" w:hAnsi="Georgia" w:cs="Calibri"/>
+          <w:color w:val="000000" w:themeColor="text1"/>
+          <w:sz w:val="28"/>
+          <w:szCs w:val="28"/>
+          <w:lang w:val="el-GR"/>
+        </w:rPr>
+        <w:t xml:space="preserve"> 8</w:t>
+      </w:r>
+      <w:r>
+        <w:rPr>
+          <w:rFonts w:ascii="Georgia" w:hAnsi="Georgia" w:cs="Calibri"/>
+          <w:color w:val="000000" w:themeColor="text1"/>
+          <w:sz w:val="28"/>
+          <w:szCs w:val="28"/>
+          <w:lang w:val="el-GR"/>
+        </w:rPr>
+        <w:t xml:space="preserve"> της βασικής </w:t>
+      </w:r>
+      <w:r>
+        <w:rPr>
+          <w:rFonts w:ascii="Georgia" w:hAnsi="Georgia" w:cs="Calibri"/>
+          <w:color w:val="000000" w:themeColor="text1"/>
+          <w:sz w:val="28"/>
+          <w:szCs w:val="28"/>
+          <w:lang w:val="el-GR"/>
+        </w:rPr>
+        <w:tab/>
+      </w:r>
+      <w:r>
+        <w:rPr>
+          <w:rFonts w:ascii="Georgia" w:hAnsi="Georgia" w:cs="Calibri"/>
+          <w:color w:val="000000" w:themeColor="text1"/>
+          <w:sz w:val="28"/>
+          <w:szCs w:val="28"/>
+          <w:lang w:val="el-GR"/>
+        </w:rPr>
+        <w:tab/>
+      </w:r>
+      <w:r>
+        <w:rPr>
+          <w:rFonts w:ascii="Georgia" w:hAnsi="Georgia" w:cs="Calibri"/>
+          <w:color w:val="000000" w:themeColor="text1"/>
+          <w:sz w:val="28"/>
+          <w:szCs w:val="28"/>
+          <w:lang w:val="el-GR"/>
+        </w:rPr>
+        <w:tab/>
+      </w:r>
+      <w:r>
+        <w:rPr>
+          <w:rFonts w:ascii="Georgia" w:hAnsi="Georgia" w:cs="Calibri"/>
+          <w:color w:val="000000" w:themeColor="text1"/>
+          <w:sz w:val="28"/>
+          <w:szCs w:val="28"/>
+          <w:lang w:val="el-GR"/>
+        </w:rPr>
+        <w:t>ροής.</w:t>
+      </w:r>
+    </w:p>
+    <w:p>
+      <w:pPr>
+        <w:jc w:val="both"/>
+        <w:rPr>
+          <w:rFonts w:ascii="Georgia" w:hAnsi="Georgia" w:cs="Calibri"/>
+          <w:b/>
+          <w:bCs/>
+          <w:color w:val="000000" w:themeColor="text1"/>
+          <w:sz w:val="28"/>
+          <w:szCs w:val="28"/>
+          <w:lang w:val="el-GR"/>
+        </w:rPr>
+      </w:pPr>
+      <w:r>
+        <w:rPr>
+          <w:rFonts w:ascii="Georgia" w:hAnsi="Georgia" w:cs="Calibri"/>
+          <w:b/>
+          <w:bCs/>
+          <w:color w:val="000000" w:themeColor="text1"/>
+          <w:sz w:val="28"/>
+          <w:szCs w:val="28"/>
+          <w:lang w:val="el-GR"/>
+        </w:rPr>
         <w:t xml:space="preserve">Εναλλακτική Ροή </w:t>
       </w:r>
       <w:r>
@@ -6327,27 +6696,711 @@
           <w:szCs w:val="28"/>
           <w:lang w:val="el-GR"/>
         </w:rPr>
-        <w:t xml:space="preserve">Η περίπτωση χρήσης επιστρέφει στο </w:t>
-      </w:r>
-      <w:r>
-        <w:rPr>
-          <w:rFonts w:ascii="Georgia" w:hAnsi="Georgia" w:cs="Calibri"/>
-          <w:color w:val="000000" w:themeColor="text1"/>
-          <w:sz w:val="28"/>
-          <w:szCs w:val="28"/>
-          <w:lang w:val="el-GR"/>
-        </w:rPr>
-        <w:t>όγδοο</w:t>
-      </w:r>
-      <w:r>
-        <w:rPr>
-          <w:rFonts w:ascii="Georgia" w:hAnsi="Georgia" w:cs="Calibri"/>
-          <w:color w:val="000000" w:themeColor="text1"/>
-          <w:sz w:val="28"/>
-          <w:szCs w:val="28"/>
-          <w:lang w:val="el-GR"/>
-        </w:rPr>
-        <w:t xml:space="preserve"> βήμα της βασικής </w:t>
+        <w:t>Η περίπτωση χρήσης επιστρέφει στο βήμα</w:t>
+      </w:r>
+      <w:r>
+        <w:rPr>
+          <w:rFonts w:ascii="Georgia" w:hAnsi="Georgia" w:cs="Calibri"/>
+          <w:color w:val="000000" w:themeColor="text1"/>
+          <w:sz w:val="28"/>
+          <w:szCs w:val="28"/>
+          <w:lang w:val="el-GR"/>
+        </w:rPr>
+        <w:t xml:space="preserve"> 8</w:t>
+      </w:r>
+      <w:r>
+        <w:rPr>
+          <w:rFonts w:ascii="Georgia" w:hAnsi="Georgia" w:cs="Calibri"/>
+          <w:color w:val="000000" w:themeColor="text1"/>
+          <w:sz w:val="28"/>
+          <w:szCs w:val="28"/>
+          <w:lang w:val="el-GR"/>
+        </w:rPr>
+        <w:t xml:space="preserve"> της βασικής </w:t>
+      </w:r>
+      <w:r>
+        <w:rPr>
+          <w:rFonts w:ascii="Georgia" w:hAnsi="Georgia" w:cs="Calibri"/>
+          <w:color w:val="000000" w:themeColor="text1"/>
+          <w:sz w:val="28"/>
+          <w:szCs w:val="28"/>
+          <w:lang w:val="el-GR"/>
+        </w:rPr>
+        <w:tab/>
+        <w:t>ροής.</w:t>
+      </w:r>
+    </w:p>
+    <w:p>
+      <w:pPr>
+        <w:jc w:val="both"/>
+        <w:rPr>
+          <w:rFonts w:ascii="Georgia" w:hAnsi="Georgia" w:cs="Calibri"/>
+          <w:b/>
+          <w:bCs/>
+          <w:color w:val="000000" w:themeColor="text1"/>
+          <w:sz w:val="28"/>
+          <w:szCs w:val="28"/>
+          <w:lang w:val="el-GR"/>
+        </w:rPr>
+      </w:pPr>
+    </w:p>
+    <w:p>
+      <w:pPr>
+        <w:jc w:val="both"/>
+        <w:rPr>
+          <w:rFonts w:ascii="Georgia" w:hAnsi="Georgia" w:cs="Calibri"/>
+          <w:b/>
+          <w:bCs/>
+          <w:color w:val="000000" w:themeColor="text1"/>
+          <w:sz w:val="28"/>
+          <w:szCs w:val="28"/>
+          <w:lang w:val="el-GR"/>
+        </w:rPr>
+      </w:pPr>
+    </w:p>
+    <w:p>
+      <w:pPr>
+        <w:jc w:val="both"/>
+        <w:rPr>
+          <w:rFonts w:ascii="Georgia" w:hAnsi="Georgia" w:cs="Calibri"/>
+          <w:b/>
+          <w:bCs/>
+          <w:color w:val="000000" w:themeColor="text1"/>
+          <w:sz w:val="28"/>
+          <w:szCs w:val="28"/>
+        </w:rPr>
+      </w:pPr>
+      <w:r>
+        <w:rPr>
+          <w:rFonts w:ascii="Georgia" w:hAnsi="Georgia" w:cs="Calibri"/>
+          <w:b/>
+          <w:bCs/>
+          <w:color w:val="000000" w:themeColor="text1"/>
+          <w:sz w:val="28"/>
+          <w:szCs w:val="28"/>
+          <w:lang w:val="el-GR"/>
+        </w:rPr>
+        <w:lastRenderedPageBreak/>
+        <w:t xml:space="preserve">Εναλλακτική Ροή </w:t>
+      </w:r>
+      <w:r>
+        <w:rPr>
+          <w:rFonts w:ascii="Georgia" w:hAnsi="Georgia" w:cs="Calibri"/>
+          <w:b/>
+          <w:bCs/>
+          <w:color w:val="000000" w:themeColor="text1"/>
+          <w:sz w:val="28"/>
+          <w:szCs w:val="28"/>
+        </w:rPr>
+        <w:t>5.1</w:t>
+      </w:r>
+    </w:p>
+    <w:p>
+      <w:pPr>
+        <w:pStyle w:val="ListParagraph"/>
+        <w:numPr>
+          <w:ilvl w:val="0"/>
+          <w:numId w:val="20"/>
+        </w:numPr>
+        <w:jc w:val="both"/>
+        <w:rPr>
+          <w:rFonts w:ascii="Georgia" w:hAnsi="Georgia" w:cs="Calibri"/>
+          <w:color w:val="000000" w:themeColor="text1"/>
+          <w:sz w:val="28"/>
+          <w:szCs w:val="28"/>
+          <w:lang w:val="el-GR"/>
+        </w:rPr>
+      </w:pPr>
+      <w:r>
+        <w:rPr>
+          <w:rFonts w:ascii="Georgia" w:hAnsi="Georgia" w:cs="Calibri"/>
+          <w:color w:val="000000" w:themeColor="text1"/>
+          <w:sz w:val="28"/>
+          <w:szCs w:val="28"/>
+          <w:lang w:val="el-GR"/>
+        </w:rPr>
+        <w:t>Ο χρήστης επιλέγει συμβάν σκούρου πράσινου χρώματος.</w:t>
+      </w:r>
+    </w:p>
+    <w:p>
+      <w:pPr>
+        <w:pStyle w:val="ListParagraph"/>
+        <w:numPr>
+          <w:ilvl w:val="0"/>
+          <w:numId w:val="20"/>
+        </w:numPr>
+        <w:jc w:val="both"/>
+        <w:rPr>
+          <w:rFonts w:ascii="Georgia" w:hAnsi="Georgia" w:cs="Calibri"/>
+          <w:color w:val="000000" w:themeColor="text1"/>
+          <w:sz w:val="28"/>
+          <w:szCs w:val="28"/>
+          <w:lang w:val="el-GR"/>
+        </w:rPr>
+      </w:pPr>
+      <w:r>
+        <w:rPr>
+          <w:rFonts w:ascii="Georgia" w:hAnsi="Georgia" w:cs="Calibri"/>
+          <w:color w:val="000000" w:themeColor="text1"/>
+          <w:sz w:val="28"/>
+          <w:szCs w:val="28"/>
+          <w:lang w:val="el-GR"/>
+        </w:rPr>
+        <w:t xml:space="preserve">Ο χρήστης πατάει </w:t>
+      </w:r>
+      <w:r>
+        <w:rPr>
+          <w:rFonts w:ascii="Georgia" w:hAnsi="Georgia" w:cs="Calibri"/>
+          <w:color w:val="000000" w:themeColor="text1"/>
+          <w:sz w:val="28"/>
+          <w:szCs w:val="28"/>
+        </w:rPr>
+        <w:t>“Edit”</w:t>
+      </w:r>
+      <w:r>
+        <w:rPr>
+          <w:rFonts w:ascii="Georgia" w:hAnsi="Georgia" w:cs="Calibri"/>
+          <w:color w:val="000000" w:themeColor="text1"/>
+          <w:sz w:val="28"/>
+          <w:szCs w:val="28"/>
+          <w:lang w:val="el-GR"/>
+        </w:rPr>
+        <w:t>.</w:t>
+      </w:r>
+    </w:p>
+    <w:p>
+      <w:pPr>
+        <w:pStyle w:val="ListParagraph"/>
+        <w:numPr>
+          <w:ilvl w:val="0"/>
+          <w:numId w:val="20"/>
+        </w:numPr>
+        <w:jc w:val="both"/>
+        <w:rPr>
+          <w:rFonts w:ascii="Georgia" w:hAnsi="Georgia" w:cs="Calibri"/>
+          <w:color w:val="000000" w:themeColor="text1"/>
+          <w:sz w:val="28"/>
+          <w:szCs w:val="28"/>
+          <w:lang w:val="el-GR"/>
+        </w:rPr>
+      </w:pPr>
+      <w:r>
+        <w:rPr>
+          <w:rFonts w:ascii="Georgia" w:hAnsi="Georgia" w:cs="Calibri"/>
+          <w:color w:val="000000" w:themeColor="text1"/>
+          <w:sz w:val="28"/>
+          <w:szCs w:val="28"/>
+          <w:lang w:val="el-GR"/>
+        </w:rPr>
+        <w:t xml:space="preserve">Το σύστημα εμφανίζει στην οθόνη </w:t>
+      </w:r>
+      <w:r>
+        <w:rPr>
+          <w:rFonts w:ascii="Georgia" w:hAnsi="Georgia" w:cs="Calibri"/>
+          <w:color w:val="000000" w:themeColor="text1"/>
+          <w:sz w:val="28"/>
+          <w:szCs w:val="28"/>
+          <w:lang w:val="el-GR"/>
+        </w:rPr>
+        <w:t>“</w:t>
+      </w:r>
+      <w:r>
+        <w:rPr>
+          <w:rFonts w:ascii="Georgia" w:hAnsi="Georgia" w:cs="Calibri"/>
+          <w:color w:val="000000" w:themeColor="text1"/>
+          <w:sz w:val="28"/>
+          <w:szCs w:val="28"/>
+        </w:rPr>
+        <w:t>Event</w:t>
+      </w:r>
+      <w:r>
+        <w:rPr>
+          <w:rFonts w:ascii="Georgia" w:hAnsi="Georgia" w:cs="Calibri"/>
+          <w:color w:val="000000" w:themeColor="text1"/>
+          <w:sz w:val="28"/>
+          <w:szCs w:val="28"/>
+          <w:lang w:val="el-GR"/>
+        </w:rPr>
+        <w:t>”</w:t>
+      </w:r>
+      <w:r>
+        <w:rPr>
+          <w:rFonts w:ascii="Georgia" w:hAnsi="Georgia" w:cs="Calibri"/>
+          <w:color w:val="000000" w:themeColor="text1"/>
+          <w:sz w:val="28"/>
+          <w:szCs w:val="28"/>
+          <w:lang w:val="el-GR"/>
+        </w:rPr>
+        <w:t xml:space="preserve"> για αλλαγή των </w:t>
+      </w:r>
+      <w:r>
+        <w:rPr>
+          <w:rFonts w:ascii="Georgia" w:hAnsi="Georgia" w:cs="Calibri"/>
+          <w:color w:val="000000" w:themeColor="text1"/>
+          <w:sz w:val="28"/>
+          <w:szCs w:val="28"/>
+          <w:lang w:val="el-GR"/>
+        </w:rPr>
+        <w:tab/>
+      </w:r>
+      <w:r>
+        <w:rPr>
+          <w:rFonts w:ascii="Georgia" w:hAnsi="Georgia" w:cs="Calibri"/>
+          <w:color w:val="000000" w:themeColor="text1"/>
+          <w:sz w:val="28"/>
+          <w:szCs w:val="28"/>
+          <w:lang w:val="el-GR"/>
+        </w:rPr>
+        <w:tab/>
+        <w:t>στοιχείων</w:t>
+      </w:r>
+      <w:r>
+        <w:rPr>
+          <w:rFonts w:ascii="Georgia" w:hAnsi="Georgia" w:cs="Calibri"/>
+          <w:color w:val="000000" w:themeColor="text1"/>
+          <w:sz w:val="28"/>
+          <w:szCs w:val="28"/>
+          <w:lang w:val="el-GR"/>
+        </w:rPr>
+        <w:t xml:space="preserve"> </w:t>
+      </w:r>
+      <w:r>
+        <w:rPr>
+          <w:rFonts w:ascii="Georgia" w:hAnsi="Georgia" w:cs="Calibri"/>
+          <w:color w:val="000000" w:themeColor="text1"/>
+          <w:sz w:val="28"/>
+          <w:szCs w:val="28"/>
+          <w:lang w:val="el-GR"/>
+        </w:rPr>
+        <w:t xml:space="preserve">του συμβάντος </w:t>
+      </w:r>
+      <w:r>
+        <w:rPr>
+          <w:rFonts w:ascii="Georgia" w:hAnsi="Georgia" w:cs="Calibri"/>
+          <w:color w:val="000000" w:themeColor="text1"/>
+          <w:sz w:val="28"/>
+          <w:szCs w:val="28"/>
+          <w:lang w:val="el-GR"/>
+        </w:rPr>
+        <w:t>(</w:t>
+      </w:r>
+      <w:r>
+        <w:rPr>
+          <w:rFonts w:ascii="Georgia" w:hAnsi="Georgia" w:cs="Calibri"/>
+          <w:color w:val="000000" w:themeColor="text1"/>
+          <w:sz w:val="28"/>
+          <w:szCs w:val="28"/>
+        </w:rPr>
+        <w:t>Title</w:t>
+      </w:r>
+      <w:r>
+        <w:rPr>
+          <w:rFonts w:ascii="Georgia" w:hAnsi="Georgia" w:cs="Calibri"/>
+          <w:color w:val="000000" w:themeColor="text1"/>
+          <w:sz w:val="28"/>
+          <w:szCs w:val="28"/>
+          <w:lang w:val="el-GR"/>
+        </w:rPr>
+        <w:t xml:space="preserve">, </w:t>
+      </w:r>
+      <w:r>
+        <w:rPr>
+          <w:rFonts w:ascii="Georgia" w:hAnsi="Georgia" w:cs="Calibri"/>
+          <w:color w:val="000000" w:themeColor="text1"/>
+          <w:sz w:val="28"/>
+          <w:szCs w:val="28"/>
+        </w:rPr>
+        <w:t>Date</w:t>
+      </w:r>
+      <w:r>
+        <w:rPr>
+          <w:rFonts w:ascii="Georgia" w:hAnsi="Georgia" w:cs="Calibri"/>
+          <w:color w:val="000000" w:themeColor="text1"/>
+          <w:sz w:val="28"/>
+          <w:szCs w:val="28"/>
+          <w:lang w:val="el-GR"/>
+        </w:rPr>
+        <w:t xml:space="preserve">, </w:t>
+      </w:r>
+      <w:r>
+        <w:rPr>
+          <w:rFonts w:ascii="Georgia" w:hAnsi="Georgia" w:cs="Calibri"/>
+          <w:color w:val="000000" w:themeColor="text1"/>
+          <w:sz w:val="28"/>
+          <w:szCs w:val="28"/>
+        </w:rPr>
+        <w:t>Hour</w:t>
+      </w:r>
+      <w:r>
+        <w:rPr>
+          <w:rFonts w:ascii="Georgia" w:hAnsi="Georgia" w:cs="Calibri"/>
+          <w:color w:val="000000" w:themeColor="text1"/>
+          <w:sz w:val="28"/>
+          <w:szCs w:val="28"/>
+          <w:lang w:val="el-GR"/>
+        </w:rPr>
+        <w:t xml:space="preserve">, </w:t>
+      </w:r>
+      <w:r>
+        <w:rPr>
+          <w:rFonts w:ascii="Georgia" w:hAnsi="Georgia" w:cs="Calibri"/>
+          <w:color w:val="000000" w:themeColor="text1"/>
+          <w:sz w:val="28"/>
+          <w:szCs w:val="28"/>
+        </w:rPr>
+        <w:t>Description</w:t>
+      </w:r>
+      <w:r>
+        <w:rPr>
+          <w:rFonts w:ascii="Georgia" w:hAnsi="Georgia" w:cs="Calibri"/>
+          <w:color w:val="000000" w:themeColor="text1"/>
+          <w:sz w:val="28"/>
+          <w:szCs w:val="28"/>
+          <w:lang w:val="el-GR"/>
+        </w:rPr>
+        <w:t>)</w:t>
+      </w:r>
+      <w:r>
+        <w:rPr>
+          <w:rFonts w:ascii="Georgia" w:hAnsi="Georgia" w:cs="Calibri"/>
+          <w:color w:val="000000" w:themeColor="text1"/>
+          <w:sz w:val="28"/>
+          <w:szCs w:val="28"/>
+          <w:lang w:val="el-GR"/>
+        </w:rPr>
+        <w:t>.</w:t>
+      </w:r>
+    </w:p>
+    <w:p>
+      <w:pPr>
+        <w:pStyle w:val="ListParagraph"/>
+        <w:numPr>
+          <w:ilvl w:val="0"/>
+          <w:numId w:val="20"/>
+        </w:numPr>
+        <w:jc w:val="both"/>
+        <w:rPr>
+          <w:rFonts w:ascii="Georgia" w:hAnsi="Georgia" w:cs="Calibri"/>
+          <w:color w:val="000000" w:themeColor="text1"/>
+          <w:sz w:val="28"/>
+          <w:szCs w:val="28"/>
+          <w:lang w:val="el-GR"/>
+        </w:rPr>
+      </w:pPr>
+      <w:r>
+        <w:rPr>
+          <w:rFonts w:ascii="Georgia" w:hAnsi="Georgia" w:cs="Calibri"/>
+          <w:color w:val="000000" w:themeColor="text1"/>
+          <w:sz w:val="28"/>
+          <w:szCs w:val="28"/>
+          <w:lang w:val="el-GR"/>
+        </w:rPr>
+        <w:t xml:space="preserve">Ο χρήστης αλλάζει τα στοιχεία και πατάει </w:t>
+      </w:r>
+      <w:r>
+        <w:rPr>
+          <w:rFonts w:ascii="Georgia" w:hAnsi="Georgia" w:cs="Calibri"/>
+          <w:color w:val="000000" w:themeColor="text1"/>
+          <w:sz w:val="28"/>
+          <w:szCs w:val="28"/>
+          <w:lang w:val="el-GR"/>
+        </w:rPr>
+        <w:t>“</w:t>
+      </w:r>
+      <w:r>
+        <w:rPr>
+          <w:rFonts w:ascii="Georgia" w:hAnsi="Georgia" w:cs="Calibri"/>
+          <w:color w:val="000000" w:themeColor="text1"/>
+          <w:sz w:val="28"/>
+          <w:szCs w:val="28"/>
+        </w:rPr>
+        <w:t>Confirm</w:t>
+      </w:r>
+      <w:r>
+        <w:rPr>
+          <w:rFonts w:ascii="Georgia" w:hAnsi="Georgia" w:cs="Calibri"/>
+          <w:color w:val="000000" w:themeColor="text1"/>
+          <w:sz w:val="28"/>
+          <w:szCs w:val="28"/>
+          <w:lang w:val="el-GR"/>
+        </w:rPr>
+        <w:t>”</w:t>
+      </w:r>
+      <w:r>
+        <w:rPr>
+          <w:rFonts w:ascii="Georgia" w:hAnsi="Georgia" w:cs="Calibri"/>
+          <w:color w:val="000000" w:themeColor="text1"/>
+          <w:sz w:val="28"/>
+          <w:szCs w:val="28"/>
+          <w:lang w:val="el-GR"/>
+        </w:rPr>
+        <w:t>.</w:t>
+      </w:r>
+    </w:p>
+    <w:p>
+      <w:pPr>
+        <w:pStyle w:val="ListParagraph"/>
+        <w:numPr>
+          <w:ilvl w:val="0"/>
+          <w:numId w:val="20"/>
+        </w:numPr>
+        <w:jc w:val="both"/>
+        <w:rPr>
+          <w:rFonts w:ascii="Georgia" w:hAnsi="Georgia" w:cs="Calibri"/>
+          <w:color w:val="000000" w:themeColor="text1"/>
+          <w:sz w:val="28"/>
+          <w:szCs w:val="28"/>
+          <w:lang w:val="el-GR"/>
+        </w:rPr>
+      </w:pPr>
+      <w:r>
+        <w:rPr>
+          <w:rFonts w:ascii="Georgia" w:hAnsi="Georgia" w:cs="Calibri"/>
+          <w:color w:val="000000" w:themeColor="text1"/>
+          <w:sz w:val="28"/>
+          <w:szCs w:val="28"/>
+          <w:lang w:val="el-GR"/>
+        </w:rPr>
+        <w:t xml:space="preserve">Το σύστημα ανανεώνει το συμβάν, αλλάζοντας  το </w:t>
+      </w:r>
+      <w:r>
+        <w:rPr>
+          <w:rFonts w:ascii="Georgia" w:hAnsi="Georgia" w:cs="Calibri"/>
+          <w:color w:val="000000" w:themeColor="text1"/>
+          <w:sz w:val="28"/>
+          <w:szCs w:val="28"/>
+          <w:lang w:val="el-GR"/>
+        </w:rPr>
+        <w:tab/>
+      </w:r>
+      <w:r>
+        <w:rPr>
+          <w:rFonts w:ascii="Georgia" w:hAnsi="Georgia" w:cs="Calibri"/>
+          <w:color w:val="000000" w:themeColor="text1"/>
+          <w:sz w:val="28"/>
+          <w:szCs w:val="28"/>
+          <w:lang w:val="el-GR"/>
+        </w:rPr>
+        <w:tab/>
+      </w:r>
+      <w:r>
+        <w:rPr>
+          <w:rFonts w:ascii="Georgia" w:hAnsi="Georgia" w:cs="Calibri"/>
+          <w:color w:val="000000" w:themeColor="text1"/>
+          <w:sz w:val="28"/>
+          <w:szCs w:val="28"/>
+          <w:lang w:val="el-GR"/>
+        </w:rPr>
+        <w:tab/>
+      </w:r>
+      <w:r>
+        <w:rPr>
+          <w:rFonts w:ascii="Georgia" w:hAnsi="Georgia" w:cs="Calibri"/>
+          <w:color w:val="000000" w:themeColor="text1"/>
+          <w:sz w:val="28"/>
+          <w:szCs w:val="28"/>
+          <w:lang w:val="el-GR"/>
+        </w:rPr>
+        <w:tab/>
+        <w:t xml:space="preserve">χρώμα του σε ανοιχτό πράσινο και δημιουργώντας </w:t>
+      </w:r>
+      <w:r>
+        <w:rPr>
+          <w:rFonts w:ascii="Georgia" w:hAnsi="Georgia" w:cs="Calibri"/>
+          <w:color w:val="000000" w:themeColor="text1"/>
+          <w:sz w:val="28"/>
+          <w:szCs w:val="28"/>
+          <w:lang w:val="el-GR"/>
+        </w:rPr>
+        <w:tab/>
+      </w:r>
+      <w:r>
+        <w:rPr>
+          <w:rFonts w:ascii="Georgia" w:hAnsi="Georgia" w:cs="Calibri"/>
+          <w:color w:val="000000" w:themeColor="text1"/>
+          <w:sz w:val="28"/>
+          <w:szCs w:val="28"/>
+          <w:lang w:val="el-GR"/>
+        </w:rPr>
+        <w:tab/>
+      </w:r>
+      <w:r>
+        <w:rPr>
+          <w:rFonts w:ascii="Georgia" w:hAnsi="Georgia" w:cs="Calibri"/>
+          <w:color w:val="000000" w:themeColor="text1"/>
+          <w:sz w:val="28"/>
+          <w:szCs w:val="28"/>
+          <w:lang w:val="el-GR"/>
+        </w:rPr>
+        <w:tab/>
+      </w:r>
+      <w:r>
+        <w:rPr>
+          <w:rFonts w:ascii="Georgia" w:hAnsi="Georgia" w:cs="Calibri"/>
+          <w:color w:val="000000" w:themeColor="text1"/>
+          <w:sz w:val="28"/>
+          <w:szCs w:val="28"/>
+          <w:lang w:val="el-GR"/>
+        </w:rPr>
+        <w:tab/>
+        <w:t xml:space="preserve">τις επιλογές </w:t>
+      </w:r>
+      <w:r>
+        <w:rPr>
+          <w:rFonts w:ascii="Segoe UI Symbol" w:hAnsi="Segoe UI Symbol" w:cs="Segoe UI Symbol"/>
+          <w:color w:val="000000" w:themeColor="text1"/>
+          <w:sz w:val="28"/>
+          <w:szCs w:val="28"/>
+          <w:lang w:val="el-GR"/>
+        </w:rPr>
+        <w:t>✓</w:t>
+      </w:r>
+      <w:r>
+        <w:rPr>
+          <w:rFonts w:ascii="Georgia" w:hAnsi="Georgia" w:cs="Calibri"/>
+          <w:color w:val="000000" w:themeColor="text1"/>
+          <w:sz w:val="28"/>
+          <w:szCs w:val="28"/>
+          <w:lang w:val="el-GR"/>
+        </w:rPr>
+        <w:t xml:space="preserve"> </w:t>
+      </w:r>
+      <w:r>
+        <w:rPr>
+          <w:rFonts w:ascii="Georgia" w:hAnsi="Georgia" w:cs="Calibri"/>
+          <w:color w:val="000000" w:themeColor="text1"/>
+          <w:sz w:val="28"/>
+          <w:szCs w:val="28"/>
+          <w:lang w:val="el-GR"/>
+        </w:rPr>
+        <w:t>και</w:t>
+      </w:r>
+      <w:r>
+        <w:rPr>
+          <w:rFonts w:ascii="Georgia" w:hAnsi="Georgia" w:cs="Calibri"/>
+          <w:color w:val="000000" w:themeColor="text1"/>
+          <w:sz w:val="28"/>
+          <w:szCs w:val="28"/>
+          <w:lang w:val="el-GR"/>
+        </w:rPr>
+        <w:t xml:space="preserve"> </w:t>
+      </w:r>
+      <w:r>
+        <w:rPr>
+          <w:rFonts w:ascii="Segoe UI Symbol" w:hAnsi="Segoe UI Symbol" w:cs="Segoe UI Symbol"/>
+          <w:color w:val="000000" w:themeColor="text1"/>
+          <w:sz w:val="28"/>
+          <w:szCs w:val="28"/>
+          <w:lang w:val="el-GR"/>
+        </w:rPr>
+        <w:t>✕</w:t>
+      </w:r>
+      <w:r>
+        <w:rPr>
+          <w:rFonts w:ascii="Georgia" w:hAnsi="Georgia" w:cs="Calibri"/>
+          <w:color w:val="000000" w:themeColor="text1"/>
+          <w:sz w:val="28"/>
+          <w:szCs w:val="28"/>
+          <w:lang w:val="el-GR"/>
+        </w:rPr>
+        <w:t>.</w:t>
+      </w:r>
+    </w:p>
+    <w:p>
+      <w:pPr>
+        <w:pStyle w:val="ListParagraph"/>
+        <w:numPr>
+          <w:ilvl w:val="0"/>
+          <w:numId w:val="20"/>
+        </w:numPr>
+        <w:jc w:val="both"/>
+        <w:rPr>
+          <w:rFonts w:ascii="Georgia" w:hAnsi="Georgia" w:cs="Calibri"/>
+          <w:color w:val="000000" w:themeColor="text1"/>
+          <w:sz w:val="28"/>
+          <w:szCs w:val="28"/>
+          <w:lang w:val="el-GR"/>
+        </w:rPr>
+      </w:pPr>
+      <w:r>
+        <w:rPr>
+          <w:rFonts w:ascii="Georgia" w:hAnsi="Georgia" w:cs="Calibri"/>
+          <w:color w:val="000000" w:themeColor="text1"/>
+          <w:sz w:val="28"/>
+          <w:szCs w:val="28"/>
+          <w:lang w:val="el-GR"/>
+        </w:rPr>
+        <w:t>Η περίπτωση χρήσης επιστρέφει στο βήμα</w:t>
+      </w:r>
+      <w:r>
+        <w:rPr>
+          <w:rFonts w:ascii="Georgia" w:hAnsi="Georgia" w:cs="Calibri"/>
+          <w:color w:val="000000" w:themeColor="text1"/>
+          <w:sz w:val="28"/>
+          <w:szCs w:val="28"/>
+          <w:lang w:val="el-GR"/>
+        </w:rPr>
+        <w:t xml:space="preserve"> 8</w:t>
+      </w:r>
+      <w:r>
+        <w:rPr>
+          <w:rFonts w:ascii="Georgia" w:hAnsi="Georgia" w:cs="Calibri"/>
+          <w:color w:val="000000" w:themeColor="text1"/>
+          <w:sz w:val="28"/>
+          <w:szCs w:val="28"/>
+          <w:lang w:val="el-GR"/>
+        </w:rPr>
+        <w:t xml:space="preserve"> της </w:t>
+      </w:r>
+      <w:r>
+        <w:rPr>
+          <w:rFonts w:ascii="Georgia" w:hAnsi="Georgia" w:cs="Calibri"/>
+          <w:color w:val="000000" w:themeColor="text1"/>
+          <w:sz w:val="28"/>
+          <w:szCs w:val="28"/>
+          <w:lang w:val="el-GR"/>
+        </w:rPr>
+        <w:tab/>
+      </w:r>
+      <w:r>
+        <w:rPr>
+          <w:rFonts w:ascii="Georgia" w:hAnsi="Georgia" w:cs="Calibri"/>
+          <w:color w:val="000000" w:themeColor="text1"/>
+          <w:sz w:val="28"/>
+          <w:szCs w:val="28"/>
+          <w:lang w:val="el-GR"/>
+        </w:rPr>
+        <w:tab/>
+      </w:r>
+      <w:r>
+        <w:rPr>
+          <w:rFonts w:ascii="Georgia" w:hAnsi="Georgia" w:cs="Calibri"/>
+          <w:color w:val="000000" w:themeColor="text1"/>
+          <w:sz w:val="28"/>
+          <w:szCs w:val="28"/>
+          <w:lang w:val="el-GR"/>
+        </w:rPr>
+        <w:tab/>
+      </w:r>
+      <w:r>
+        <w:rPr>
+          <w:rFonts w:ascii="Georgia" w:hAnsi="Georgia" w:cs="Calibri"/>
+          <w:color w:val="000000" w:themeColor="text1"/>
+          <w:sz w:val="28"/>
+          <w:szCs w:val="28"/>
+          <w:lang w:val="el-GR"/>
+        </w:rPr>
+        <w:tab/>
+      </w:r>
+      <w:r>
+        <w:rPr>
+          <w:rFonts w:ascii="Georgia" w:hAnsi="Georgia" w:cs="Calibri"/>
+          <w:color w:val="000000" w:themeColor="text1"/>
+          <w:sz w:val="28"/>
+          <w:szCs w:val="28"/>
+          <w:lang w:val="el-GR"/>
+        </w:rPr>
+        <w:t xml:space="preserve">βασικής </w:t>
       </w:r>
       <w:r>
         <w:rPr>
@@ -6571,832 +7624,27 @@
           <w:szCs w:val="28"/>
           <w:lang w:val="el-GR"/>
         </w:rPr>
-        <w:t xml:space="preserve">Η περίπτωση χρήσης επιστρέφει στο </w:t>
-      </w:r>
-      <w:r>
-        <w:rPr>
-          <w:rFonts w:ascii="Georgia" w:hAnsi="Georgia" w:cs="Calibri"/>
-          <w:color w:val="000000" w:themeColor="text1"/>
-          <w:sz w:val="28"/>
-          <w:szCs w:val="28"/>
-          <w:lang w:val="el-GR"/>
-        </w:rPr>
-        <w:t>πέμπτο</w:t>
-      </w:r>
-      <w:r>
-        <w:rPr>
-          <w:rFonts w:ascii="Georgia" w:hAnsi="Georgia" w:cs="Calibri"/>
-          <w:color w:val="000000" w:themeColor="text1"/>
-          <w:sz w:val="28"/>
-          <w:szCs w:val="28"/>
-          <w:lang w:val="el-GR"/>
-        </w:rPr>
-        <w:t xml:space="preserve"> βήμα της βασικής </w:t>
-      </w:r>
-      <w:r>
-        <w:rPr>
-          <w:rFonts w:ascii="Georgia" w:hAnsi="Georgia" w:cs="Calibri"/>
-          <w:color w:val="000000" w:themeColor="text1"/>
-          <w:sz w:val="28"/>
-          <w:szCs w:val="28"/>
-          <w:lang w:val="el-GR"/>
-        </w:rPr>
-        <w:tab/>
-        <w:t>ροής.</w:t>
-      </w:r>
-    </w:p>
-    <w:p>
-      <w:pPr>
-        <w:jc w:val="both"/>
-        <w:rPr>
-          <w:rFonts w:ascii="Georgia" w:hAnsi="Georgia" w:cs="Calibri"/>
-          <w:b/>
-          <w:bCs/>
-          <w:color w:val="000000" w:themeColor="text1"/>
-          <w:sz w:val="28"/>
-          <w:szCs w:val="28"/>
-        </w:rPr>
-      </w:pPr>
-      <w:r>
-        <w:rPr>
-          <w:rFonts w:ascii="Georgia" w:hAnsi="Georgia" w:cs="Calibri"/>
-          <w:b/>
-          <w:bCs/>
-          <w:color w:val="000000" w:themeColor="text1"/>
-          <w:sz w:val="28"/>
-          <w:szCs w:val="28"/>
-          <w:lang w:val="el-GR"/>
-        </w:rPr>
-        <w:t xml:space="preserve">Εναλλακτική Ροή </w:t>
-      </w:r>
-      <w:r>
-        <w:rPr>
-          <w:rFonts w:ascii="Georgia" w:hAnsi="Georgia" w:cs="Calibri"/>
-          <w:b/>
-          <w:bCs/>
-          <w:color w:val="000000" w:themeColor="text1"/>
-          <w:sz w:val="28"/>
-          <w:szCs w:val="28"/>
-        </w:rPr>
-        <w:t>4.1</w:t>
-      </w:r>
-    </w:p>
-    <w:p>
-      <w:pPr>
-        <w:pStyle w:val="ListParagraph"/>
-        <w:numPr>
-          <w:ilvl w:val="0"/>
-          <w:numId w:val="15"/>
-        </w:numPr>
-        <w:jc w:val="both"/>
-        <w:rPr>
-          <w:rFonts w:ascii="Georgia" w:hAnsi="Georgia" w:cs="Calibri"/>
-          <w:color w:val="000000" w:themeColor="text1"/>
-          <w:sz w:val="28"/>
-          <w:szCs w:val="28"/>
-          <w:lang w:val="el-GR"/>
-        </w:rPr>
-      </w:pPr>
-      <w:r>
-        <w:rPr>
-          <w:rFonts w:ascii="Georgia" w:hAnsi="Georgia" w:cs="Calibri"/>
-          <w:color w:val="000000" w:themeColor="text1"/>
-          <w:sz w:val="28"/>
-          <w:szCs w:val="28"/>
-          <w:lang w:val="el-GR"/>
-        </w:rPr>
-        <w:t>Το σύστημα βλέπει ότι η πλειοψηφία διαφωνεί.</w:t>
-      </w:r>
-    </w:p>
-    <w:p>
-      <w:pPr>
-        <w:pStyle w:val="ListParagraph"/>
-        <w:numPr>
-          <w:ilvl w:val="0"/>
-          <w:numId w:val="15"/>
-        </w:numPr>
-        <w:jc w:val="both"/>
-        <w:rPr>
-          <w:rFonts w:ascii="Georgia" w:hAnsi="Georgia" w:cs="Calibri"/>
-          <w:color w:val="000000" w:themeColor="text1"/>
-          <w:sz w:val="28"/>
-          <w:szCs w:val="28"/>
-          <w:lang w:val="el-GR"/>
-        </w:rPr>
-      </w:pPr>
-      <w:r>
-        <w:rPr>
-          <w:rFonts w:ascii="Georgia" w:hAnsi="Georgia" w:cs="Calibri"/>
-          <w:color w:val="000000" w:themeColor="text1"/>
-          <w:sz w:val="28"/>
-          <w:szCs w:val="28"/>
-          <w:lang w:val="el-GR"/>
-        </w:rPr>
-        <w:t>Το σύστημα διαγράφει το συμβάν από το ημερολόγιο.</w:t>
-      </w:r>
-    </w:p>
-    <w:p>
-      <w:pPr>
-        <w:jc w:val="both"/>
-        <w:rPr>
-          <w:rFonts w:ascii="Georgia" w:hAnsi="Georgia" w:cs="Calibri"/>
-          <w:b/>
-          <w:bCs/>
-          <w:color w:val="000000" w:themeColor="text1"/>
-          <w:sz w:val="28"/>
-          <w:szCs w:val="28"/>
-        </w:rPr>
-      </w:pPr>
-      <w:r>
-        <w:rPr>
-          <w:rFonts w:ascii="Georgia" w:hAnsi="Georgia" w:cs="Calibri"/>
-          <w:b/>
-          <w:bCs/>
-          <w:color w:val="000000" w:themeColor="text1"/>
-          <w:sz w:val="28"/>
-          <w:szCs w:val="28"/>
-          <w:lang w:val="el-GR"/>
-        </w:rPr>
-        <w:t xml:space="preserve">Εναλλακτική Ροή </w:t>
-      </w:r>
-      <w:r>
-        <w:rPr>
-          <w:rFonts w:ascii="Georgia" w:hAnsi="Georgia" w:cs="Calibri"/>
-          <w:b/>
-          <w:bCs/>
-          <w:color w:val="000000" w:themeColor="text1"/>
-          <w:sz w:val="28"/>
-          <w:szCs w:val="28"/>
-        </w:rPr>
-        <w:t>5.1</w:t>
-      </w:r>
-    </w:p>
-    <w:p>
-      <w:pPr>
-        <w:pStyle w:val="ListParagraph"/>
-        <w:numPr>
-          <w:ilvl w:val="0"/>
-          <w:numId w:val="20"/>
-        </w:numPr>
-        <w:jc w:val="both"/>
-        <w:rPr>
-          <w:rFonts w:ascii="Georgia" w:hAnsi="Georgia" w:cs="Calibri"/>
-          <w:color w:val="000000" w:themeColor="text1"/>
-          <w:sz w:val="28"/>
-          <w:szCs w:val="28"/>
-          <w:lang w:val="el-GR"/>
-        </w:rPr>
-      </w:pPr>
-      <w:r>
-        <w:rPr>
-          <w:rFonts w:ascii="Georgia" w:hAnsi="Georgia" w:cs="Calibri"/>
-          <w:color w:val="000000" w:themeColor="text1"/>
-          <w:sz w:val="28"/>
-          <w:szCs w:val="28"/>
-          <w:lang w:val="el-GR"/>
-        </w:rPr>
-        <w:t>Ο χρήστης επιλέγει συμβάν σκούρο</w:t>
-      </w:r>
-      <w:r>
-        <w:rPr>
-          <w:rFonts w:ascii="Georgia" w:hAnsi="Georgia" w:cs="Calibri"/>
-          <w:color w:val="000000" w:themeColor="text1"/>
-          <w:sz w:val="28"/>
-          <w:szCs w:val="28"/>
-          <w:lang w:val="el-GR"/>
-        </w:rPr>
-        <w:t xml:space="preserve">υ </w:t>
-      </w:r>
-      <w:r>
-        <w:rPr>
-          <w:rFonts w:ascii="Georgia" w:hAnsi="Georgia" w:cs="Calibri"/>
-          <w:color w:val="000000" w:themeColor="text1"/>
-          <w:sz w:val="28"/>
-          <w:szCs w:val="28"/>
-          <w:lang w:val="el-GR"/>
-        </w:rPr>
-        <w:t>πράσινο</w:t>
-      </w:r>
-      <w:r>
-        <w:rPr>
-          <w:rFonts w:ascii="Georgia" w:hAnsi="Georgia" w:cs="Calibri"/>
-          <w:color w:val="000000" w:themeColor="text1"/>
-          <w:sz w:val="28"/>
-          <w:szCs w:val="28"/>
-          <w:lang w:val="el-GR"/>
-        </w:rPr>
-        <w:t>υ χρώματος</w:t>
-      </w:r>
-      <w:r>
-        <w:rPr>
-          <w:rFonts w:ascii="Georgia" w:hAnsi="Georgia" w:cs="Calibri"/>
-          <w:color w:val="000000" w:themeColor="text1"/>
-          <w:sz w:val="28"/>
-          <w:szCs w:val="28"/>
-          <w:lang w:val="el-GR"/>
-        </w:rPr>
-        <w:t>.</w:t>
-      </w:r>
-    </w:p>
-    <w:p>
-      <w:pPr>
-        <w:pStyle w:val="ListParagraph"/>
-        <w:numPr>
-          <w:ilvl w:val="0"/>
-          <w:numId w:val="20"/>
-        </w:numPr>
-        <w:jc w:val="both"/>
-        <w:rPr>
-          <w:rFonts w:ascii="Georgia" w:hAnsi="Georgia" w:cs="Calibri"/>
-          <w:color w:val="000000" w:themeColor="text1"/>
-          <w:sz w:val="28"/>
-          <w:szCs w:val="28"/>
-          <w:lang w:val="el-GR"/>
-        </w:rPr>
-      </w:pPr>
-      <w:r>
-        <w:rPr>
-          <w:rFonts w:ascii="Georgia" w:hAnsi="Georgia" w:cs="Calibri"/>
-          <w:color w:val="000000" w:themeColor="text1"/>
-          <w:sz w:val="28"/>
-          <w:szCs w:val="28"/>
-          <w:lang w:val="el-GR"/>
-        </w:rPr>
-        <w:t xml:space="preserve">Ο χρήστης πατάει </w:t>
-      </w:r>
-      <w:r>
-        <w:rPr>
-          <w:rFonts w:ascii="Georgia" w:hAnsi="Georgia" w:cs="Calibri"/>
-          <w:color w:val="000000" w:themeColor="text1"/>
-          <w:sz w:val="28"/>
-          <w:szCs w:val="28"/>
-        </w:rPr>
-        <w:t>“Edit”</w:t>
-      </w:r>
-      <w:r>
-        <w:rPr>
-          <w:rFonts w:ascii="Georgia" w:hAnsi="Georgia" w:cs="Calibri"/>
-          <w:color w:val="000000" w:themeColor="text1"/>
-          <w:sz w:val="28"/>
-          <w:szCs w:val="28"/>
-          <w:lang w:val="el-GR"/>
-        </w:rPr>
-        <w:t>.</w:t>
-      </w:r>
-    </w:p>
-    <w:p>
-      <w:pPr>
-        <w:pStyle w:val="ListParagraph"/>
-        <w:numPr>
-          <w:ilvl w:val="0"/>
-          <w:numId w:val="20"/>
-        </w:numPr>
-        <w:jc w:val="both"/>
-        <w:rPr>
-          <w:rFonts w:ascii="Georgia" w:hAnsi="Georgia" w:cs="Calibri"/>
-          <w:color w:val="000000" w:themeColor="text1"/>
-          <w:sz w:val="28"/>
-          <w:szCs w:val="28"/>
-          <w:lang w:val="el-GR"/>
-        </w:rPr>
-      </w:pPr>
-      <w:r>
-        <w:rPr>
-          <w:rFonts w:ascii="Georgia" w:hAnsi="Georgia" w:cs="Calibri"/>
-          <w:color w:val="000000" w:themeColor="text1"/>
-          <w:sz w:val="28"/>
-          <w:szCs w:val="28"/>
-          <w:lang w:val="el-GR"/>
-        </w:rPr>
-        <w:t xml:space="preserve">Το σύστημα εμφανίζει στην οθόνη </w:t>
-      </w:r>
-      <w:r>
-        <w:rPr>
-          <w:rFonts w:ascii="Georgia" w:hAnsi="Georgia" w:cs="Calibri"/>
-          <w:color w:val="000000" w:themeColor="text1"/>
-          <w:sz w:val="28"/>
-          <w:szCs w:val="28"/>
-          <w:lang w:val="el-GR"/>
-        </w:rPr>
-        <w:t>“</w:t>
-      </w:r>
-      <w:r>
-        <w:rPr>
-          <w:rFonts w:ascii="Georgia" w:hAnsi="Georgia" w:cs="Calibri"/>
-          <w:color w:val="000000" w:themeColor="text1"/>
-          <w:sz w:val="28"/>
-          <w:szCs w:val="28"/>
-        </w:rPr>
-        <w:t>Event</w:t>
-      </w:r>
-      <w:r>
-        <w:rPr>
-          <w:rFonts w:ascii="Georgia" w:hAnsi="Georgia" w:cs="Calibri"/>
-          <w:color w:val="000000" w:themeColor="text1"/>
-          <w:sz w:val="28"/>
-          <w:szCs w:val="28"/>
-          <w:lang w:val="el-GR"/>
-        </w:rPr>
-        <w:t>”</w:t>
-      </w:r>
-      <w:r>
-        <w:rPr>
-          <w:rFonts w:ascii="Georgia" w:hAnsi="Georgia" w:cs="Calibri"/>
-          <w:color w:val="000000" w:themeColor="text1"/>
-          <w:sz w:val="28"/>
-          <w:szCs w:val="28"/>
-          <w:lang w:val="el-GR"/>
-        </w:rPr>
-        <w:t xml:space="preserve"> για αλλαγή των </w:t>
-      </w:r>
-      <w:r>
-        <w:rPr>
-          <w:rFonts w:ascii="Georgia" w:hAnsi="Georgia" w:cs="Calibri"/>
-          <w:color w:val="000000" w:themeColor="text1"/>
-          <w:sz w:val="28"/>
-          <w:szCs w:val="28"/>
-          <w:lang w:val="el-GR"/>
-        </w:rPr>
-        <w:tab/>
-      </w:r>
-      <w:r>
-        <w:rPr>
-          <w:rFonts w:ascii="Georgia" w:hAnsi="Georgia" w:cs="Calibri"/>
-          <w:color w:val="000000" w:themeColor="text1"/>
-          <w:sz w:val="28"/>
-          <w:szCs w:val="28"/>
-          <w:lang w:val="el-GR"/>
-        </w:rPr>
-        <w:tab/>
-      </w:r>
-      <w:r>
-        <w:rPr>
-          <w:rFonts w:ascii="Georgia" w:hAnsi="Georgia" w:cs="Calibri"/>
-          <w:color w:val="000000" w:themeColor="text1"/>
-          <w:sz w:val="28"/>
-          <w:szCs w:val="28"/>
-          <w:lang w:val="el-GR"/>
-        </w:rPr>
-        <w:t>στοιχείων</w:t>
-      </w:r>
-      <w:r>
-        <w:rPr>
-          <w:rFonts w:ascii="Georgia" w:hAnsi="Georgia" w:cs="Calibri"/>
-          <w:color w:val="000000" w:themeColor="text1"/>
-          <w:sz w:val="28"/>
-          <w:szCs w:val="28"/>
-          <w:lang w:val="el-GR"/>
-        </w:rPr>
-        <w:t xml:space="preserve"> </w:t>
-      </w:r>
-      <w:r>
-        <w:rPr>
-          <w:rFonts w:ascii="Georgia" w:hAnsi="Georgia" w:cs="Calibri"/>
-          <w:color w:val="000000" w:themeColor="text1"/>
-          <w:sz w:val="28"/>
-          <w:szCs w:val="28"/>
-          <w:lang w:val="el-GR"/>
-        </w:rPr>
-        <w:t xml:space="preserve">του συμβάντος </w:t>
-      </w:r>
-      <w:r>
-        <w:rPr>
-          <w:rFonts w:ascii="Georgia" w:hAnsi="Georgia" w:cs="Calibri"/>
-          <w:color w:val="000000" w:themeColor="text1"/>
-          <w:sz w:val="28"/>
-          <w:szCs w:val="28"/>
-          <w:lang w:val="el-GR"/>
-        </w:rPr>
-        <w:t>(</w:t>
-      </w:r>
-      <w:r>
-        <w:rPr>
-          <w:rFonts w:ascii="Georgia" w:hAnsi="Georgia" w:cs="Calibri"/>
-          <w:color w:val="000000" w:themeColor="text1"/>
-          <w:sz w:val="28"/>
-          <w:szCs w:val="28"/>
-        </w:rPr>
-        <w:t>Title</w:t>
-      </w:r>
-      <w:r>
-        <w:rPr>
-          <w:rFonts w:ascii="Georgia" w:hAnsi="Georgia" w:cs="Calibri"/>
-          <w:color w:val="000000" w:themeColor="text1"/>
-          <w:sz w:val="28"/>
-          <w:szCs w:val="28"/>
-          <w:lang w:val="el-GR"/>
-        </w:rPr>
-        <w:t xml:space="preserve">, </w:t>
-      </w:r>
-      <w:r>
-        <w:rPr>
-          <w:rFonts w:ascii="Georgia" w:hAnsi="Georgia" w:cs="Calibri"/>
-          <w:color w:val="000000" w:themeColor="text1"/>
-          <w:sz w:val="28"/>
-          <w:szCs w:val="28"/>
-        </w:rPr>
-        <w:t>Date</w:t>
-      </w:r>
-      <w:r>
-        <w:rPr>
-          <w:rFonts w:ascii="Georgia" w:hAnsi="Georgia" w:cs="Calibri"/>
-          <w:color w:val="000000" w:themeColor="text1"/>
-          <w:sz w:val="28"/>
-          <w:szCs w:val="28"/>
-          <w:lang w:val="el-GR"/>
-        </w:rPr>
-        <w:t xml:space="preserve">, </w:t>
-      </w:r>
-      <w:r>
-        <w:rPr>
-          <w:rFonts w:ascii="Georgia" w:hAnsi="Georgia" w:cs="Calibri"/>
-          <w:color w:val="000000" w:themeColor="text1"/>
-          <w:sz w:val="28"/>
-          <w:szCs w:val="28"/>
-        </w:rPr>
-        <w:t>Hour</w:t>
-      </w:r>
-      <w:r>
-        <w:rPr>
-          <w:rFonts w:ascii="Georgia" w:hAnsi="Georgia" w:cs="Calibri"/>
-          <w:color w:val="000000" w:themeColor="text1"/>
-          <w:sz w:val="28"/>
-          <w:szCs w:val="28"/>
-          <w:lang w:val="el-GR"/>
-        </w:rPr>
-        <w:t xml:space="preserve">, </w:t>
-      </w:r>
-      <w:r>
-        <w:rPr>
-          <w:rFonts w:ascii="Georgia" w:hAnsi="Georgia" w:cs="Calibri"/>
-          <w:color w:val="000000" w:themeColor="text1"/>
-          <w:sz w:val="28"/>
-          <w:szCs w:val="28"/>
-        </w:rPr>
-        <w:t>Description</w:t>
-      </w:r>
-      <w:r>
-        <w:rPr>
-          <w:rFonts w:ascii="Georgia" w:hAnsi="Georgia" w:cs="Calibri"/>
-          <w:color w:val="000000" w:themeColor="text1"/>
-          <w:sz w:val="28"/>
-          <w:szCs w:val="28"/>
-          <w:lang w:val="el-GR"/>
-        </w:rPr>
-        <w:t>)</w:t>
-      </w:r>
-      <w:r>
-        <w:rPr>
-          <w:rFonts w:ascii="Georgia" w:hAnsi="Georgia" w:cs="Calibri"/>
-          <w:color w:val="000000" w:themeColor="text1"/>
-          <w:sz w:val="28"/>
-          <w:szCs w:val="28"/>
-          <w:lang w:val="el-GR"/>
-        </w:rPr>
-        <w:t>.</w:t>
-      </w:r>
-    </w:p>
-    <w:p>
-      <w:pPr>
-        <w:pStyle w:val="ListParagraph"/>
-        <w:numPr>
-          <w:ilvl w:val="0"/>
-          <w:numId w:val="20"/>
-        </w:numPr>
-        <w:jc w:val="both"/>
-        <w:rPr>
-          <w:rFonts w:ascii="Georgia" w:hAnsi="Georgia" w:cs="Calibri"/>
-          <w:color w:val="000000" w:themeColor="text1"/>
-          <w:sz w:val="28"/>
-          <w:szCs w:val="28"/>
-          <w:lang w:val="el-GR"/>
-        </w:rPr>
-      </w:pPr>
-      <w:r>
-        <w:rPr>
-          <w:rFonts w:ascii="Georgia" w:hAnsi="Georgia" w:cs="Calibri"/>
-          <w:color w:val="000000" w:themeColor="text1"/>
-          <w:sz w:val="28"/>
-          <w:szCs w:val="28"/>
-          <w:lang w:val="el-GR"/>
-        </w:rPr>
-        <w:t xml:space="preserve">Ο χρήστης αλλάζει </w:t>
-      </w:r>
-      <w:r>
-        <w:rPr>
-          <w:rFonts w:ascii="Georgia" w:hAnsi="Georgia" w:cs="Calibri"/>
-          <w:color w:val="000000" w:themeColor="text1"/>
-          <w:sz w:val="28"/>
-          <w:szCs w:val="28"/>
-          <w:lang w:val="el-GR"/>
-        </w:rPr>
-        <w:t>τα στοιχεία</w:t>
-      </w:r>
-      <w:r>
-        <w:rPr>
-          <w:rFonts w:ascii="Georgia" w:hAnsi="Georgia" w:cs="Calibri"/>
-          <w:color w:val="000000" w:themeColor="text1"/>
-          <w:sz w:val="28"/>
-          <w:szCs w:val="28"/>
-          <w:lang w:val="el-GR"/>
-        </w:rPr>
-        <w:t xml:space="preserve"> και πατάει </w:t>
-      </w:r>
-      <w:r>
-        <w:rPr>
-          <w:rFonts w:ascii="Georgia" w:hAnsi="Georgia" w:cs="Calibri"/>
-          <w:color w:val="000000" w:themeColor="text1"/>
-          <w:sz w:val="28"/>
-          <w:szCs w:val="28"/>
-          <w:lang w:val="el-GR"/>
-        </w:rPr>
-        <w:t>“</w:t>
-      </w:r>
-      <w:r>
-        <w:rPr>
-          <w:rFonts w:ascii="Georgia" w:hAnsi="Georgia" w:cs="Calibri"/>
-          <w:color w:val="000000" w:themeColor="text1"/>
-          <w:sz w:val="28"/>
-          <w:szCs w:val="28"/>
-        </w:rPr>
-        <w:t>Confirm</w:t>
-      </w:r>
-      <w:r>
-        <w:rPr>
-          <w:rFonts w:ascii="Georgia" w:hAnsi="Georgia" w:cs="Calibri"/>
-          <w:color w:val="000000" w:themeColor="text1"/>
-          <w:sz w:val="28"/>
-          <w:szCs w:val="28"/>
-          <w:lang w:val="el-GR"/>
-        </w:rPr>
-        <w:t>”</w:t>
-      </w:r>
-      <w:r>
-        <w:rPr>
-          <w:rFonts w:ascii="Georgia" w:hAnsi="Georgia" w:cs="Calibri"/>
-          <w:color w:val="000000" w:themeColor="text1"/>
-          <w:sz w:val="28"/>
-          <w:szCs w:val="28"/>
-          <w:lang w:val="el-GR"/>
-        </w:rPr>
-        <w:t>.</w:t>
-      </w:r>
-    </w:p>
-    <w:p>
-      <w:pPr>
-        <w:pStyle w:val="ListParagraph"/>
-        <w:numPr>
-          <w:ilvl w:val="0"/>
-          <w:numId w:val="20"/>
-        </w:numPr>
-        <w:jc w:val="both"/>
-        <w:rPr>
-          <w:rFonts w:ascii="Georgia" w:hAnsi="Georgia" w:cs="Calibri"/>
-          <w:color w:val="000000" w:themeColor="text1"/>
-          <w:sz w:val="28"/>
-          <w:szCs w:val="28"/>
-          <w:lang w:val="el-GR"/>
-        </w:rPr>
-      </w:pPr>
-      <w:r>
-        <w:rPr>
-          <w:rFonts w:ascii="Georgia" w:hAnsi="Georgia" w:cs="Calibri"/>
-          <w:color w:val="000000" w:themeColor="text1"/>
-          <w:sz w:val="28"/>
-          <w:szCs w:val="28"/>
-          <w:lang w:val="el-GR"/>
-        </w:rPr>
-        <w:t xml:space="preserve">Το σύστημα ανανεώνει το συμβάν, αλλάζοντας  το </w:t>
-      </w:r>
-      <w:r>
-        <w:rPr>
-          <w:rFonts w:ascii="Georgia" w:hAnsi="Georgia" w:cs="Calibri"/>
-          <w:color w:val="000000" w:themeColor="text1"/>
-          <w:sz w:val="28"/>
-          <w:szCs w:val="28"/>
-          <w:lang w:val="el-GR"/>
-        </w:rPr>
-        <w:tab/>
-      </w:r>
-      <w:r>
-        <w:rPr>
-          <w:rFonts w:ascii="Georgia" w:hAnsi="Georgia" w:cs="Calibri"/>
-          <w:color w:val="000000" w:themeColor="text1"/>
-          <w:sz w:val="28"/>
-          <w:szCs w:val="28"/>
-          <w:lang w:val="el-GR"/>
-        </w:rPr>
-        <w:tab/>
-      </w:r>
-      <w:r>
-        <w:rPr>
-          <w:rFonts w:ascii="Georgia" w:hAnsi="Georgia" w:cs="Calibri"/>
-          <w:color w:val="000000" w:themeColor="text1"/>
-          <w:sz w:val="28"/>
-          <w:szCs w:val="28"/>
-          <w:lang w:val="el-GR"/>
-        </w:rPr>
-        <w:tab/>
-      </w:r>
-      <w:r>
-        <w:rPr>
-          <w:rFonts w:ascii="Georgia" w:hAnsi="Georgia" w:cs="Calibri"/>
-          <w:color w:val="000000" w:themeColor="text1"/>
-          <w:sz w:val="28"/>
-          <w:szCs w:val="28"/>
-          <w:lang w:val="el-GR"/>
-        </w:rPr>
-        <w:tab/>
-        <w:t xml:space="preserve">χρώμα του σε ανοιχτό πράσινο και δημιουργώντας </w:t>
-      </w:r>
-      <w:r>
-        <w:rPr>
-          <w:rFonts w:ascii="Georgia" w:hAnsi="Georgia" w:cs="Calibri"/>
-          <w:color w:val="000000" w:themeColor="text1"/>
-          <w:sz w:val="28"/>
-          <w:szCs w:val="28"/>
-          <w:lang w:val="el-GR"/>
-        </w:rPr>
-        <w:tab/>
-      </w:r>
-      <w:r>
-        <w:rPr>
-          <w:rFonts w:ascii="Georgia" w:hAnsi="Georgia" w:cs="Calibri"/>
-          <w:color w:val="000000" w:themeColor="text1"/>
-          <w:sz w:val="28"/>
-          <w:szCs w:val="28"/>
-          <w:lang w:val="el-GR"/>
-        </w:rPr>
-        <w:tab/>
-      </w:r>
-      <w:r>
-        <w:rPr>
-          <w:rFonts w:ascii="Georgia" w:hAnsi="Georgia" w:cs="Calibri"/>
-          <w:color w:val="000000" w:themeColor="text1"/>
-          <w:sz w:val="28"/>
-          <w:szCs w:val="28"/>
-          <w:lang w:val="el-GR"/>
-        </w:rPr>
-        <w:tab/>
-      </w:r>
-      <w:r>
-        <w:rPr>
-          <w:rFonts w:ascii="Georgia" w:hAnsi="Georgia" w:cs="Calibri"/>
-          <w:color w:val="000000" w:themeColor="text1"/>
-          <w:sz w:val="28"/>
-          <w:szCs w:val="28"/>
-          <w:lang w:val="el-GR"/>
-        </w:rPr>
-        <w:tab/>
-        <w:t xml:space="preserve">τις επιλογές </w:t>
-      </w:r>
-      <w:r>
-        <w:rPr>
-          <w:rFonts w:ascii="Segoe UI Symbol" w:hAnsi="Segoe UI Symbol" w:cs="Segoe UI Symbol"/>
-          <w:color w:val="000000" w:themeColor="text1"/>
-          <w:sz w:val="28"/>
-          <w:szCs w:val="28"/>
-          <w:lang w:val="el-GR"/>
-        </w:rPr>
-        <w:t>✓</w:t>
-      </w:r>
-      <w:r>
-        <w:rPr>
-          <w:rFonts w:ascii="Georgia" w:hAnsi="Georgia" w:cs="Calibri"/>
-          <w:color w:val="000000" w:themeColor="text1"/>
-          <w:sz w:val="28"/>
-          <w:szCs w:val="28"/>
-          <w:lang w:val="el-GR"/>
-        </w:rPr>
-        <w:t xml:space="preserve"> </w:t>
-      </w:r>
-      <w:r>
-        <w:rPr>
-          <w:rFonts w:ascii="Georgia" w:hAnsi="Georgia" w:cs="Calibri"/>
-          <w:color w:val="000000" w:themeColor="text1"/>
-          <w:sz w:val="28"/>
-          <w:szCs w:val="28"/>
-          <w:lang w:val="el-GR"/>
-        </w:rPr>
-        <w:t>και</w:t>
-      </w:r>
-      <w:r>
-        <w:rPr>
-          <w:rFonts w:ascii="Georgia" w:hAnsi="Georgia" w:cs="Calibri"/>
-          <w:color w:val="000000" w:themeColor="text1"/>
-          <w:sz w:val="28"/>
-          <w:szCs w:val="28"/>
-          <w:lang w:val="el-GR"/>
-        </w:rPr>
-        <w:t xml:space="preserve"> </w:t>
-      </w:r>
-      <w:r>
-        <w:rPr>
-          <w:rFonts w:ascii="Segoe UI Symbol" w:hAnsi="Segoe UI Symbol" w:cs="Segoe UI Symbol"/>
-          <w:color w:val="000000" w:themeColor="text1"/>
-          <w:sz w:val="28"/>
-          <w:szCs w:val="28"/>
-          <w:lang w:val="el-GR"/>
-        </w:rPr>
-        <w:t>✕</w:t>
-      </w:r>
-      <w:r>
-        <w:rPr>
-          <w:rFonts w:ascii="Georgia" w:hAnsi="Georgia" w:cs="Calibri"/>
-          <w:color w:val="000000" w:themeColor="text1"/>
-          <w:sz w:val="28"/>
-          <w:szCs w:val="28"/>
-          <w:lang w:val="el-GR"/>
-        </w:rPr>
-        <w:t>.</w:t>
-      </w:r>
-    </w:p>
-    <w:p>
-      <w:pPr>
-        <w:pStyle w:val="ListParagraph"/>
-        <w:numPr>
-          <w:ilvl w:val="0"/>
-          <w:numId w:val="20"/>
-        </w:numPr>
-        <w:jc w:val="both"/>
-        <w:rPr>
-          <w:rFonts w:ascii="Georgia" w:hAnsi="Georgia" w:cs="Calibri"/>
-          <w:color w:val="000000" w:themeColor="text1"/>
-          <w:sz w:val="28"/>
-          <w:szCs w:val="28"/>
-          <w:lang w:val="el-GR"/>
-        </w:rPr>
-      </w:pPr>
-      <w:r>
-        <w:rPr>
-          <w:rFonts w:ascii="Georgia" w:hAnsi="Georgia" w:cs="Calibri"/>
-          <w:color w:val="000000" w:themeColor="text1"/>
-          <w:sz w:val="28"/>
-          <w:szCs w:val="28"/>
-          <w:lang w:val="el-GR"/>
-        </w:rPr>
-        <w:lastRenderedPageBreak/>
-        <w:t xml:space="preserve">Η περίπτωση χρήσης επιστρέφει στο </w:t>
-      </w:r>
-      <w:r>
-        <w:rPr>
-          <w:rFonts w:ascii="Georgia" w:hAnsi="Georgia" w:cs="Calibri"/>
-          <w:color w:val="000000" w:themeColor="text1"/>
-          <w:sz w:val="28"/>
-          <w:szCs w:val="28"/>
-          <w:lang w:val="el-GR"/>
-        </w:rPr>
-        <w:t>όγδοο</w:t>
-      </w:r>
-      <w:r>
-        <w:rPr>
-          <w:rFonts w:ascii="Georgia" w:hAnsi="Georgia" w:cs="Calibri"/>
-          <w:color w:val="000000" w:themeColor="text1"/>
-          <w:sz w:val="28"/>
-          <w:szCs w:val="28"/>
-          <w:lang w:val="el-GR"/>
-        </w:rPr>
-        <w:t xml:space="preserve"> βήμα της </w:t>
-      </w:r>
-      <w:r>
-        <w:rPr>
-          <w:rFonts w:ascii="Georgia" w:hAnsi="Georgia" w:cs="Calibri"/>
-          <w:color w:val="000000" w:themeColor="text1"/>
-          <w:sz w:val="28"/>
-          <w:szCs w:val="28"/>
-          <w:lang w:val="el-GR"/>
-        </w:rPr>
-        <w:tab/>
-      </w:r>
-      <w:r>
-        <w:rPr>
-          <w:rFonts w:ascii="Georgia" w:hAnsi="Georgia" w:cs="Calibri"/>
-          <w:color w:val="000000" w:themeColor="text1"/>
-          <w:sz w:val="28"/>
-          <w:szCs w:val="28"/>
-          <w:lang w:val="el-GR"/>
-        </w:rPr>
-        <w:tab/>
-      </w:r>
-      <w:r>
-        <w:rPr>
-          <w:rFonts w:ascii="Georgia" w:hAnsi="Georgia" w:cs="Calibri"/>
-          <w:color w:val="000000" w:themeColor="text1"/>
-          <w:sz w:val="28"/>
-          <w:szCs w:val="28"/>
-          <w:lang w:val="el-GR"/>
-        </w:rPr>
-        <w:tab/>
-      </w:r>
-      <w:r>
-        <w:rPr>
-          <w:rFonts w:ascii="Georgia" w:hAnsi="Georgia" w:cs="Calibri"/>
-          <w:color w:val="000000" w:themeColor="text1"/>
-          <w:sz w:val="28"/>
-          <w:szCs w:val="28"/>
-          <w:lang w:val="el-GR"/>
-        </w:rPr>
-        <w:t xml:space="preserve">βασικής </w:t>
+        <w:t xml:space="preserve">Η περίπτωση χρήσης επιστρέφει στο βήμα </w:t>
+      </w:r>
+      <w:r>
+        <w:rPr>
+          <w:rFonts w:ascii="Georgia" w:hAnsi="Georgia" w:cs="Calibri"/>
+          <w:color w:val="000000" w:themeColor="text1"/>
+          <w:sz w:val="28"/>
+          <w:szCs w:val="28"/>
+          <w:lang w:val="el-GR"/>
+        </w:rPr>
+        <w:t xml:space="preserve">5 </w:t>
+      </w:r>
+      <w:r>
+        <w:rPr>
+          <w:rFonts w:ascii="Georgia" w:hAnsi="Georgia" w:cs="Calibri"/>
+          <w:color w:val="000000" w:themeColor="text1"/>
+          <w:sz w:val="28"/>
+          <w:szCs w:val="28"/>
+          <w:lang w:val="el-GR"/>
+        </w:rPr>
+        <w:t xml:space="preserve">της βασικής </w:t>
       </w:r>
       <w:r>
         <w:rPr>
